--- a/Лабораторные работы/2 я Лабораторная/2 лаба.docx
+++ b/Лабораторные работы/2 я Лабораторная/2 лаба.docx
@@ -80,7 +80,6 @@
         </w:rPr>
         <w:t xml:space="preserve">Кафедра </w:t>
       </w:r>
-      <w:proofErr w:type="spellStart"/>
       <w:r>
         <w:rPr>
           <w:rFonts w:ascii="Times New Roman" w:hAnsi="Times New Roman" w:cs="Times New Roman"/>
@@ -88,17 +87,7 @@
           <w:sz w:val="28"/>
           <w:szCs w:val="28"/>
         </w:rPr>
-        <w:t>Киберфизических</w:t>
-      </w:r>
-      <w:proofErr w:type="spellEnd"/>
-      <w:r>
-        <w:rPr>
-          <w:rFonts w:ascii="Times New Roman" w:hAnsi="Times New Roman" w:cs="Times New Roman"/>
-          <w:b/>
-          <w:sz w:val="28"/>
-          <w:szCs w:val="28"/>
-        </w:rPr>
-        <w:t xml:space="preserve"> Систем</w:t>
+        <w:t>Киберфизических Систем</w:t>
       </w:r>
       <w:r>
         <w:rPr>
@@ -399,23 +388,13 @@
           <w:szCs w:val="28"/>
         </w:rPr>
       </w:pPr>
-      <w:proofErr w:type="spellStart"/>
-      <w:r>
-        <w:rPr>
-          <w:rFonts w:ascii="Times New Roman" w:hAnsi="Times New Roman" w:cs="Times New Roman"/>
-          <w:sz w:val="28"/>
-          <w:szCs w:val="28"/>
-        </w:rPr>
-        <w:t>Поделенюк</w:t>
-      </w:r>
-      <w:proofErr w:type="spellEnd"/>
-      <w:r>
-        <w:rPr>
-          <w:rFonts w:ascii="Times New Roman" w:hAnsi="Times New Roman" w:cs="Times New Roman"/>
-          <w:sz w:val="28"/>
-          <w:szCs w:val="28"/>
-        </w:rPr>
-        <w:t xml:space="preserve"> П.П</w:t>
+      <w:r>
+        <w:rPr>
+          <w:rFonts w:ascii="Times New Roman" w:hAnsi="Times New Roman" w:cs="Times New Roman"/>
+          <w:sz w:val="28"/>
+          <w:szCs w:val="28"/>
+        </w:rPr>
+        <w:t>Поделенюк П.П</w:t>
       </w:r>
       <w:r>
         <w:rPr>
@@ -506,8 +485,6 @@
           <w:szCs w:val="28"/>
         </w:rPr>
       </w:pPr>
-      <w:bookmarkStart w:id="0" w:name="_GoBack"/>
-      <w:bookmarkEnd w:id="0"/>
       <w:r>
         <w:rPr>
           <w:rFonts w:ascii="Times New Roman" w:hAnsi="Times New Roman" w:cs="Times New Roman"/>
@@ -1369,8 +1346,8 @@
       <w:pPr>
         <w:pStyle w:val="1"/>
       </w:pPr>
-      <w:bookmarkStart w:id="1" w:name="_Toc123838966"/>
-      <w:bookmarkStart w:id="2" w:name="_Toc123657277"/>
+      <w:bookmarkStart w:id="0" w:name="_Toc123838966"/>
+      <w:bookmarkStart w:id="1" w:name="_Toc123657277"/>
       <w:r>
         <w:t>Ц</w:t>
       </w:r>
@@ -1380,7 +1357,7 @@
       <w:r>
         <w:t xml:space="preserve"> работы</w:t>
       </w:r>
-      <w:bookmarkEnd w:id="1"/>
+      <w:bookmarkEnd w:id="0"/>
     </w:p>
     <w:p/>
     <w:p>
@@ -1464,25 +1441,7 @@
           <w:sz w:val="28"/>
           <w:szCs w:val="28"/>
         </w:rPr>
-        <w:t xml:space="preserve">Работа с несколькими функциями, а не только с </w:t>
-      </w:r>
-      <w:proofErr w:type="spellStart"/>
-      <w:r>
-        <w:rPr>
-          <w:rFonts w:ascii="Times New Roman" w:hAnsi="Times New Roman" w:cs="Times New Roman"/>
-          <w:sz w:val="28"/>
-          <w:szCs w:val="28"/>
-        </w:rPr>
-        <w:t>main</w:t>
-      </w:r>
-      <w:proofErr w:type="spellEnd"/>
-      <w:r>
-        <w:rPr>
-          <w:rFonts w:ascii="Times New Roman" w:hAnsi="Times New Roman" w:cs="Times New Roman"/>
-          <w:sz w:val="28"/>
-          <w:szCs w:val="28"/>
-        </w:rPr>
-        <w:t xml:space="preserve">, </w:t>
+        <w:t xml:space="preserve">Работа с несколькими функциями, а не только с main, </w:t>
       </w:r>
     </w:p>
     <w:p>
@@ -1534,12 +1493,12 @@
       <w:pPr>
         <w:pStyle w:val="1"/>
       </w:pPr>
-      <w:bookmarkStart w:id="3" w:name="_Toc123838967"/>
+      <w:bookmarkStart w:id="2" w:name="_Toc123838967"/>
+      <w:bookmarkEnd w:id="1"/>
+      <w:r>
+        <w:t>Формулировка задания</w:t>
+      </w:r>
       <w:bookmarkEnd w:id="2"/>
-      <w:r>
-        <w:t>Формулировка задания</w:t>
-      </w:r>
-      <w:bookmarkEnd w:id="3"/>
     </w:p>
     <w:p/>
     <w:p>
@@ -1574,25 +1533,7 @@
           <w:sz w:val="28"/>
           <w:szCs w:val="28"/>
         </w:rPr>
-        <w:t xml:space="preserve">Необходимо расставить на доске еще L фигур так, чтобы </w:t>
-      </w:r>
-      <w:proofErr w:type="gramStart"/>
-      <w:r>
-        <w:rPr>
-          <w:rFonts w:ascii="Times New Roman" w:hAnsi="Times New Roman" w:cs="Times New Roman"/>
-          <w:sz w:val="28"/>
-          <w:szCs w:val="28"/>
-        </w:rPr>
-        <w:t>никакая</w:t>
-      </w:r>
-      <w:proofErr w:type="gramEnd"/>
-      <w:r>
-        <w:rPr>
-          <w:rFonts w:ascii="Times New Roman" w:hAnsi="Times New Roman" w:cs="Times New Roman"/>
-          <w:sz w:val="28"/>
-          <w:szCs w:val="28"/>
-        </w:rPr>
-        <w:t xml:space="preserve"> из фигур на доске не находилась под боем любой другой фигуры. </w:t>
+        <w:t xml:space="preserve">Необходимо расставить на доске еще L фигур так, чтобы никакая из фигур на доске не находилась под боем любой другой фигуры. </w:t>
       </w:r>
       <w:r>
         <w:rPr>
@@ -1620,7 +1561,27 @@
           <w:sz w:val="28"/>
           <w:szCs w:val="28"/>
         </w:rPr>
-        <w:t>Вы работаете с</w:t>
+        <w:t>Вы работаете с фигурой</w:t>
+      </w:r>
+      <w:r>
+        <w:rPr>
+          <w:rFonts w:ascii="Times New Roman" w:hAnsi="Times New Roman" w:cs="Times New Roman"/>
+          <w:color w:val="C00000"/>
+          <w:sz w:val="28"/>
+          <w:szCs w:val="28"/>
+        </w:rPr>
+        <w:t>:</w:t>
+      </w:r>
+      <w:r>
+        <w:rPr>
+          <w:rFonts w:ascii="Times New Roman" w:hAnsi="Times New Roman" w:cs="Times New Roman"/>
+          <w:sz w:val="28"/>
+          <w:szCs w:val="28"/>
+        </w:rPr>
+        <w:t xml:space="preserve"> (</w:t>
+      </w:r>
+      <w:r>
+        <w:t xml:space="preserve"> </w:t>
       </w:r>
       <w:r>
         <w:rPr>
@@ -1629,56 +1590,7 @@
           <w:sz w:val="28"/>
           <w:szCs w:val="28"/>
         </w:rPr>
-        <w:t xml:space="preserve"> фигурой</w:t>
-      </w:r>
-      <w:r>
-        <w:rPr>
-          <w:rFonts w:ascii="Times New Roman" w:hAnsi="Times New Roman" w:cs="Times New Roman"/>
-          <w:color w:val="C00000"/>
-          <w:sz w:val="28"/>
-          <w:szCs w:val="28"/>
-        </w:rPr>
-        <w:t>:</w:t>
-      </w:r>
-      <w:r>
-        <w:rPr>
-          <w:rFonts w:ascii="Times New Roman" w:hAnsi="Times New Roman" w:cs="Times New Roman"/>
-          <w:sz w:val="28"/>
-          <w:szCs w:val="28"/>
-        </w:rPr>
-        <w:t xml:space="preserve"> (</w:t>
-      </w:r>
-      <w:r>
-        <w:t xml:space="preserve"> </w:t>
-      </w:r>
-      <w:r>
-        <w:rPr>
-          <w:rFonts w:ascii="Times New Roman" w:hAnsi="Times New Roman" w:cs="Times New Roman"/>
-          <w:color w:val="FF0000"/>
-          <w:sz w:val="28"/>
-          <w:szCs w:val="28"/>
-        </w:rPr>
-        <w:t>Конь-дракон</w:t>
-      </w:r>
-      <w:proofErr w:type="gramStart"/>
-      <w:r>
-        <w:rPr>
-          <w:rFonts w:ascii="Times New Roman" w:hAnsi="Times New Roman" w:cs="Times New Roman"/>
-          <w:color w:val="FF0000"/>
-          <w:sz w:val="28"/>
-          <w:szCs w:val="28"/>
-        </w:rPr>
-        <w:t xml:space="preserve"> О</w:t>
-      </w:r>
-      <w:proofErr w:type="gramEnd"/>
-      <w:r>
-        <w:rPr>
-          <w:rFonts w:ascii="Times New Roman" w:hAnsi="Times New Roman" w:cs="Times New Roman"/>
-          <w:color w:val="FF0000"/>
-          <w:sz w:val="28"/>
-          <w:szCs w:val="28"/>
-        </w:rPr>
-        <w:t>бъединяет в себе возможности короля и слона;</w:t>
+        <w:t>Конь-дракон Объединяет в себе возможности короля и слона;</w:t>
       </w:r>
       <w:r>
         <w:rPr>
@@ -1739,7 +1651,24 @@
           <w:sz w:val="28"/>
           <w:szCs w:val="28"/>
         </w:rPr>
-        <w:t xml:space="preserve"> Алгоритм  </w:t>
+        <w:t xml:space="preserve"> Алгоритм   оптимизирован, для работы с доской 20.</w:t>
+      </w:r>
+    </w:p>
+    <w:p>
+      <w:pPr>
+        <w:rPr>
+          <w:rFonts w:ascii="Times New Roman" w:hAnsi="Times New Roman" w:cs="Times New Roman"/>
+          <w:sz w:val="28"/>
+          <w:szCs w:val="28"/>
+        </w:rPr>
+      </w:pPr>
+      <w:r>
+        <w:rPr>
+          <w:rFonts w:ascii="Times New Roman" w:hAnsi="Times New Roman" w:cs="Times New Roman"/>
+          <w:sz w:val="28"/>
+          <w:szCs w:val="28"/>
+        </w:rPr>
+        <w:t xml:space="preserve">Выходные данные в файл output.txt. </w:t>
       </w:r>
       <w:r>
         <w:rPr>
@@ -1749,7 +1678,15 @@
           <w:sz w:val="28"/>
           <w:szCs w:val="28"/>
         </w:rPr>
-        <w:t xml:space="preserve"> оптимизи</w:t>
+        <w:t>На каждое найденное решение необходимо записать в файл одну строку</w:t>
+      </w:r>
+      <w:r>
+        <w:rPr>
+          <w:rFonts w:ascii="Times New Roman" w:hAnsi="Times New Roman" w:cs="Times New Roman"/>
+          <w:sz w:val="28"/>
+          <w:szCs w:val="28"/>
+        </w:rPr>
+        <w:t xml:space="preserve">. Строка состоит из пар (x,y) - координаты фигур на доске. </w:t>
       </w:r>
       <w:r>
         <w:rPr>
@@ -1759,24 +1696,7 @@
           <w:sz w:val="28"/>
           <w:szCs w:val="28"/>
         </w:rPr>
-        <w:t>рован, для работы с доской 20.</w:t>
-      </w:r>
-    </w:p>
-    <w:p>
-      <w:pPr>
-        <w:rPr>
-          <w:rFonts w:ascii="Times New Roman" w:hAnsi="Times New Roman" w:cs="Times New Roman"/>
-          <w:sz w:val="28"/>
-          <w:szCs w:val="28"/>
-        </w:rPr>
-      </w:pPr>
-      <w:r>
-        <w:rPr>
-          <w:rFonts w:ascii="Times New Roman" w:hAnsi="Times New Roman" w:cs="Times New Roman"/>
-          <w:sz w:val="28"/>
-          <w:szCs w:val="28"/>
-        </w:rPr>
-        <w:t xml:space="preserve">Выходные данные в файл output.txt. </w:t>
+        <w:t xml:space="preserve">В решение следует вывести координаты всех </w:t>
       </w:r>
       <w:r>
         <w:rPr>
@@ -1786,52 +1706,6 @@
           <w:sz w:val="28"/>
           <w:szCs w:val="28"/>
         </w:rPr>
-        <w:t>На каждое найденное решение необходимо записать в файл одну строку</w:t>
-      </w:r>
-      <w:r>
-        <w:rPr>
-          <w:rFonts w:ascii="Times New Roman" w:hAnsi="Times New Roman" w:cs="Times New Roman"/>
-          <w:sz w:val="28"/>
-          <w:szCs w:val="28"/>
-        </w:rPr>
-        <w:t>. Строка состоит из пар (</w:t>
-      </w:r>
-      <w:proofErr w:type="spellStart"/>
-      <w:r>
-        <w:rPr>
-          <w:rFonts w:ascii="Times New Roman" w:hAnsi="Times New Roman" w:cs="Times New Roman"/>
-          <w:sz w:val="28"/>
-          <w:szCs w:val="28"/>
-        </w:rPr>
-        <w:t>x,y</w:t>
-      </w:r>
-      <w:proofErr w:type="spellEnd"/>
-      <w:r>
-        <w:rPr>
-          <w:rFonts w:ascii="Times New Roman" w:hAnsi="Times New Roman" w:cs="Times New Roman"/>
-          <w:sz w:val="28"/>
-          <w:szCs w:val="28"/>
-        </w:rPr>
-        <w:t xml:space="preserve">) - координаты фигур на доске. </w:t>
-      </w:r>
-      <w:r>
-        <w:rPr>
-          <w:rFonts w:ascii="Times New Roman" w:hAnsi="Times New Roman" w:cs="Times New Roman"/>
-          <w:b/>
-          <w:bCs/>
-          <w:sz w:val="28"/>
-          <w:szCs w:val="28"/>
-        </w:rPr>
-        <w:t xml:space="preserve">В решение следует вывести координаты всех </w:t>
-      </w:r>
-      <w:r>
-        <w:rPr>
-          <w:rFonts w:ascii="Times New Roman" w:hAnsi="Times New Roman" w:cs="Times New Roman"/>
-          <w:b/>
-          <w:bCs/>
-          <w:sz w:val="28"/>
-          <w:szCs w:val="28"/>
-        </w:rPr>
         <w:lastRenderedPageBreak/>
         <w:t>фигур, находящихся на доске.</w:t>
       </w:r>
@@ -1841,43 +1715,7 @@
           <w:sz w:val="28"/>
           <w:szCs w:val="28"/>
         </w:rPr>
-        <w:t xml:space="preserve"> Каждую фигуру необходимо записать в виде пары координат, разделенных запятой и обрамленных скобками. Координаты отсчитываются от 0 до N-1. Порядок, в котором фигуры перечислены в решении, не имеет значения. Если не было найдено ни одного решения, в файл необходимо записать </w:t>
-      </w:r>
-      <w:proofErr w:type="spellStart"/>
-      <w:r>
-        <w:rPr>
-          <w:rFonts w:ascii="Times New Roman" w:hAnsi="Times New Roman" w:cs="Times New Roman"/>
-          <w:sz w:val="28"/>
-          <w:szCs w:val="28"/>
-        </w:rPr>
-        <w:t>no</w:t>
-      </w:r>
-      <w:proofErr w:type="spellEnd"/>
-      <w:r>
-        <w:rPr>
-          <w:rFonts w:ascii="Times New Roman" w:hAnsi="Times New Roman" w:cs="Times New Roman"/>
-          <w:sz w:val="28"/>
-          <w:szCs w:val="28"/>
-        </w:rPr>
-        <w:t xml:space="preserve"> </w:t>
-      </w:r>
-      <w:proofErr w:type="spellStart"/>
-      <w:r>
-        <w:rPr>
-          <w:rFonts w:ascii="Times New Roman" w:hAnsi="Times New Roman" w:cs="Times New Roman"/>
-          <w:sz w:val="28"/>
-          <w:szCs w:val="28"/>
-        </w:rPr>
-        <w:t>solutions</w:t>
-      </w:r>
-      <w:proofErr w:type="spellEnd"/>
-      <w:r>
-        <w:rPr>
-          <w:rFonts w:ascii="Times New Roman" w:hAnsi="Times New Roman" w:cs="Times New Roman"/>
-          <w:sz w:val="28"/>
-          <w:szCs w:val="28"/>
-        </w:rPr>
-        <w:t>.</w:t>
+        <w:t xml:space="preserve"> Каждую фигуру необходимо записать в виде пары координат, разделенных запятой и обрамленных скобками. Координаты отсчитываются от 0 до N-1. Порядок, в котором фигуры перечислены в решении, не имеет значения. Если не было найдено ни одного решения, в файл необходимо записать no solutions.</w:t>
       </w:r>
     </w:p>
     <w:p>
@@ -1960,14 +1798,14 @@
           <w:rFonts w:ascii="Times New Roman" w:hAnsi="Times New Roman" w:cs="Times New Roman"/>
         </w:rPr>
       </w:pPr>
-      <w:bookmarkStart w:id="4" w:name="_Toc123838968"/>
+      <w:bookmarkStart w:id="3" w:name="_Toc123838968"/>
       <w:r>
         <w:rPr>
           <w:rFonts w:ascii="Times New Roman" w:hAnsi="Times New Roman" w:cs="Times New Roman"/>
         </w:rPr>
         <w:t>Ход работы</w:t>
       </w:r>
-      <w:bookmarkEnd w:id="4"/>
+      <w:bookmarkEnd w:id="3"/>
     </w:p>
     <w:p>
       <w:pPr>
@@ -2277,25 +2115,7 @@
           <w:sz w:val="28"/>
           <w:szCs w:val="28"/>
         </w:rPr>
-        <w:t>существующих координат, генератор свободных координат, генератор возможных координа</w:t>
-      </w:r>
-      <w:proofErr w:type="gramStart"/>
-      <w:r>
-        <w:rPr>
-          <w:rFonts w:ascii="Times New Roman" w:hAnsi="Times New Roman" w:cs="Times New Roman"/>
-          <w:sz w:val="28"/>
-          <w:szCs w:val="28"/>
-        </w:rPr>
-        <w:t>т(</w:t>
-      </w:r>
-      <w:proofErr w:type="gramEnd"/>
-      <w:r>
-        <w:rPr>
-          <w:rFonts w:ascii="Times New Roman" w:hAnsi="Times New Roman" w:cs="Times New Roman"/>
-          <w:sz w:val="28"/>
-          <w:szCs w:val="28"/>
-        </w:rPr>
-        <w:t xml:space="preserve">через роспись всевозможных действий с </w:t>
+        <w:t xml:space="preserve">существующих координат, генератор свободных координат, генератор возможных координат(через роспись всевозможных действий с </w:t>
       </w:r>
       <w:r>
         <w:rPr>
@@ -2450,7 +2270,7 @@
           <w:lang w:val="en-US"/>
         </w:rPr>
       </w:pPr>
-      <w:bookmarkStart w:id="5" w:name="_Toc123838969"/>
+      <w:bookmarkStart w:id="4" w:name="_Toc123838969"/>
       <w:r>
         <w:rPr>
           <w:rFonts w:ascii="Times New Roman" w:hAnsi="Times New Roman" w:cs="Times New Roman"/>
@@ -2458,7 +2278,7 @@
         <w:lastRenderedPageBreak/>
         <w:t>Результаты работы</w:t>
       </w:r>
-      <w:bookmarkEnd w:id="5"/>
+      <w:bookmarkEnd w:id="4"/>
     </w:p>
     <w:p>
       <w:pPr>
@@ -2479,9 +2299,10 @@
       <w:r>
         <w:rPr>
           <w:rFonts w:ascii="Times New Roman" w:hAnsi="Times New Roman" w:cs="Times New Roman"/>
-          <w:sz w:val="28"/>
-          <w:szCs w:val="28"/>
-          <w:lang w:val="en-US"/>
+          <w:noProof/>
+          <w:sz w:val="28"/>
+          <w:szCs w:val="28"/>
+          <w:lang w:eastAsia="ru-RU"/>
         </w:rPr>
         <w:drawing>
           <wp:inline distT="0" distB="0" distL="0" distR="0" wp14:anchorId="3E6DFF83" wp14:editId="22E0BD53">
@@ -2535,25 +2356,7 @@
           <w:sz w:val="28"/>
           <w:szCs w:val="28"/>
         </w:rPr>
-        <w:t xml:space="preserve">Как уже </w:t>
-      </w:r>
-      <w:proofErr w:type="gramStart"/>
-      <w:r>
-        <w:rPr>
-          <w:rFonts w:ascii="Times New Roman" w:hAnsi="Times New Roman" w:cs="Times New Roman"/>
-          <w:sz w:val="28"/>
-          <w:szCs w:val="28"/>
-        </w:rPr>
-        <w:t>говорилось это функция нужна</w:t>
-      </w:r>
-      <w:proofErr w:type="gramEnd"/>
-      <w:r>
-        <w:rPr>
-          <w:rFonts w:ascii="Times New Roman" w:hAnsi="Times New Roman" w:cs="Times New Roman"/>
-          <w:sz w:val="28"/>
-          <w:szCs w:val="28"/>
-        </w:rPr>
-        <w:t xml:space="preserve"> для чтения файла и переноса чтения на следующую строку.</w:t>
+        <w:t>Как уже говорилось это функция нужна для чтения файла и переноса чтения на следующую строку.</w:t>
       </w:r>
     </w:p>
     <w:p>
@@ -2577,8 +2380,10 @@
       <w:r>
         <w:rPr>
           <w:rFonts w:ascii="Times New Roman" w:hAnsi="Times New Roman" w:cs="Times New Roman"/>
-          <w:sz w:val="28"/>
-          <w:szCs w:val="28"/>
+          <w:noProof/>
+          <w:sz w:val="28"/>
+          <w:szCs w:val="28"/>
+          <w:lang w:eastAsia="ru-RU"/>
         </w:rPr>
         <w:drawing>
           <wp:inline distT="0" distB="0" distL="0" distR="0" wp14:anchorId="03CBF209" wp14:editId="4210F133">
@@ -2689,8 +2494,10 @@
       <w:r>
         <w:rPr>
           <w:rFonts w:ascii="Times New Roman" w:hAnsi="Times New Roman" w:cs="Times New Roman"/>
-          <w:sz w:val="28"/>
-          <w:szCs w:val="28"/>
+          <w:noProof/>
+          <w:sz w:val="28"/>
+          <w:szCs w:val="28"/>
+          <w:lang w:eastAsia="ru-RU"/>
         </w:rPr>
         <w:drawing>
           <wp:inline distT="0" distB="0" distL="0" distR="0" wp14:anchorId="18565854" wp14:editId="45715FC4">
@@ -2836,8 +2643,10 @@
       <w:r>
         <w:rPr>
           <w:rFonts w:ascii="Times New Roman" w:hAnsi="Times New Roman" w:cs="Times New Roman"/>
-          <w:sz w:val="28"/>
-          <w:szCs w:val="28"/>
+          <w:noProof/>
+          <w:sz w:val="28"/>
+          <w:szCs w:val="28"/>
+          <w:lang w:eastAsia="ru-RU"/>
         </w:rPr>
         <w:lastRenderedPageBreak/>
         <w:drawing>
@@ -2901,25 +2710,7 @@
           <w:sz w:val="28"/>
           <w:szCs w:val="28"/>
         </w:rPr>
-        <w:t xml:space="preserve">Генерация свободных </w:t>
-      </w:r>
-      <w:proofErr w:type="gramStart"/>
-      <w:r>
-        <w:rPr>
-          <w:rFonts w:ascii="Times New Roman" w:hAnsi="Times New Roman" w:cs="Times New Roman"/>
-          <w:sz w:val="28"/>
-          <w:szCs w:val="28"/>
-        </w:rPr>
-        <w:t>координат</w:t>
-      </w:r>
-      <w:proofErr w:type="gramEnd"/>
-      <w:r>
-        <w:rPr>
-          <w:rFonts w:ascii="Times New Roman" w:hAnsi="Times New Roman" w:cs="Times New Roman"/>
-          <w:sz w:val="28"/>
-          <w:szCs w:val="28"/>
-        </w:rPr>
-        <w:t xml:space="preserve"> учитывая существующие координаты и </w:t>
+        <w:t xml:space="preserve">Генерация свободных координат учитывая существующие координаты и </w:t>
       </w:r>
       <w:r>
         <w:rPr>
@@ -2960,8 +2751,10 @@
       <w:r>
         <w:rPr>
           <w:rFonts w:ascii="Times New Roman" w:hAnsi="Times New Roman" w:cs="Times New Roman"/>
-          <w:sz w:val="28"/>
-          <w:szCs w:val="28"/>
+          <w:noProof/>
+          <w:sz w:val="28"/>
+          <w:szCs w:val="28"/>
+          <w:lang w:eastAsia="ru-RU"/>
         </w:rPr>
         <w:drawing>
           <wp:inline distT="0" distB="0" distL="0" distR="0" wp14:anchorId="2C2A632B" wp14:editId="712B3678">
@@ -3024,49 +2817,33 @@
           <w:sz w:val="28"/>
           <w:szCs w:val="28"/>
         </w:rPr>
-        <w:t>Генерация невозможных координат</w:t>
-      </w:r>
-      <w:proofErr w:type="gramStart"/>
-      <w:r>
-        <w:rPr>
-          <w:rFonts w:ascii="Times New Roman" w:hAnsi="Times New Roman" w:cs="Times New Roman"/>
-          <w:sz w:val="28"/>
-          <w:szCs w:val="28"/>
-        </w:rPr>
-        <w:t xml:space="preserve"> ,</w:t>
-      </w:r>
-      <w:proofErr w:type="gramEnd"/>
-      <w:r>
-        <w:rPr>
-          <w:rFonts w:ascii="Times New Roman" w:hAnsi="Times New Roman" w:cs="Times New Roman"/>
-          <w:sz w:val="28"/>
-          <w:szCs w:val="28"/>
-        </w:rPr>
-        <w:t xml:space="preserve"> и составление всевозможных  существующих координат  ( по фигуре № 12), возврат элемента в невозможных координатах.</w:t>
-      </w:r>
-    </w:p>
-    <w:p>
-      <w:pPr>
-        <w:rPr>
-          <w:rFonts w:ascii="Times New Roman" w:hAnsi="Times New Roman" w:cs="Times New Roman"/>
-          <w:sz w:val="28"/>
-          <w:szCs w:val="28"/>
-        </w:rPr>
-      </w:pPr>
-    </w:p>
-    <w:p>
-      <w:pPr>
-        <w:rPr>
-          <w:rFonts w:ascii="Times New Roman" w:hAnsi="Times New Roman" w:cs="Times New Roman"/>
-          <w:sz w:val="28"/>
-          <w:szCs w:val="28"/>
-        </w:rPr>
-      </w:pPr>
-      <w:r>
-        <w:rPr>
-          <w:rFonts w:ascii="Times New Roman" w:hAnsi="Times New Roman" w:cs="Times New Roman"/>
-          <w:sz w:val="28"/>
-          <w:szCs w:val="28"/>
+        <w:t>Генерация невозможных координат , и составление всевозможных  существующих координат  ( по фигуре № 12), возврат элемента в невозможных координатах.</w:t>
+      </w:r>
+    </w:p>
+    <w:p>
+      <w:pPr>
+        <w:rPr>
+          <w:rFonts w:ascii="Times New Roman" w:hAnsi="Times New Roman" w:cs="Times New Roman"/>
+          <w:sz w:val="28"/>
+          <w:szCs w:val="28"/>
+        </w:rPr>
+      </w:pPr>
+    </w:p>
+    <w:p>
+      <w:pPr>
+        <w:rPr>
+          <w:rFonts w:ascii="Times New Roman" w:hAnsi="Times New Roman" w:cs="Times New Roman"/>
+          <w:sz w:val="28"/>
+          <w:szCs w:val="28"/>
+        </w:rPr>
+      </w:pPr>
+      <w:r>
+        <w:rPr>
+          <w:rFonts w:ascii="Times New Roman" w:hAnsi="Times New Roman" w:cs="Times New Roman"/>
+          <w:noProof/>
+          <w:sz w:val="28"/>
+          <w:szCs w:val="28"/>
+          <w:lang w:eastAsia="ru-RU"/>
         </w:rPr>
         <w:drawing>
           <wp:inline distT="0" distB="0" distL="0" distR="0" wp14:anchorId="3E2943C7" wp14:editId="43FF7D34">
@@ -3121,25 +2898,7 @@
           <w:szCs w:val="28"/>
         </w:rPr>
         <w:lastRenderedPageBreak/>
-        <w:t xml:space="preserve">Генерация возможных координат при учете свободных и невозможных и возврат свободных </w:t>
-      </w:r>
-      <w:proofErr w:type="gramStart"/>
-      <w:r>
-        <w:rPr>
-          <w:rFonts w:ascii="Times New Roman" w:hAnsi="Times New Roman" w:cs="Times New Roman"/>
-          <w:sz w:val="28"/>
-          <w:szCs w:val="28"/>
-        </w:rPr>
-        <w:t>координат</w:t>
-      </w:r>
-      <w:proofErr w:type="gramEnd"/>
-      <w:r>
-        <w:rPr>
-          <w:rFonts w:ascii="Times New Roman" w:hAnsi="Times New Roman" w:cs="Times New Roman"/>
-          <w:sz w:val="28"/>
-          <w:szCs w:val="28"/>
-        </w:rPr>
-        <w:t xml:space="preserve"> если их нет в невозможных.</w:t>
+        <w:t>Генерация возможных координат при учете свободных и невозможных и возврат свободных координат если их нет в невозможных.</w:t>
       </w:r>
     </w:p>
     <w:p>
@@ -3163,9 +2922,10 @@
       <w:r>
         <w:rPr>
           <w:rFonts w:ascii="Times New Roman" w:hAnsi="Times New Roman" w:cs="Times New Roman"/>
-          <w:sz w:val="28"/>
-          <w:szCs w:val="28"/>
-          <w:lang w:val="en-US"/>
+          <w:noProof/>
+          <w:sz w:val="28"/>
+          <w:szCs w:val="28"/>
+          <w:lang w:eastAsia="ru-RU"/>
         </w:rPr>
         <w:drawing>
           <wp:inline distT="0" distB="0" distL="0" distR="0" wp14:anchorId="5D98B684" wp14:editId="5413B633">
@@ -3241,8 +3001,10 @@
       <w:r>
         <w:rPr>
           <w:rFonts w:ascii="Times New Roman" w:hAnsi="Times New Roman" w:cs="Times New Roman"/>
-          <w:sz w:val="28"/>
-          <w:szCs w:val="28"/>
+          <w:noProof/>
+          <w:sz w:val="28"/>
+          <w:szCs w:val="28"/>
+          <w:lang w:eastAsia="ru-RU"/>
         </w:rPr>
         <w:drawing>
           <wp:inline distT="0" distB="0" distL="0" distR="0" wp14:anchorId="7106FF45" wp14:editId="45527C3A">
@@ -3305,25 +3067,7 @@
           <w:sz w:val="28"/>
           <w:szCs w:val="28"/>
         </w:rPr>
-        <w:t>Функция</w:t>
-      </w:r>
-      <w:proofErr w:type="gramStart"/>
-      <w:r>
-        <w:rPr>
-          <w:rFonts w:ascii="Times New Roman" w:hAnsi="Times New Roman" w:cs="Times New Roman"/>
-          <w:sz w:val="28"/>
-          <w:szCs w:val="28"/>
-        </w:rPr>
-        <w:t xml:space="preserve"> ,</w:t>
-      </w:r>
-      <w:proofErr w:type="gramEnd"/>
-      <w:r>
-        <w:rPr>
-          <w:rFonts w:ascii="Times New Roman" w:hAnsi="Times New Roman" w:cs="Times New Roman"/>
-          <w:sz w:val="28"/>
-          <w:szCs w:val="28"/>
-        </w:rPr>
-        <w:t xml:space="preserve"> рассчитанная на вычисление ходов фигур , которые можно расставить путем арифметических вычислений результата , существующих координат, свободных координат и </w:t>
+        <w:t xml:space="preserve">Функция , рассчитанная на вычисление ходов фигур , которые можно расставить путем арифметических вычислений результата , существующих координат, свободных координат и </w:t>
       </w:r>
       <w:r>
         <w:rPr>
@@ -3354,8 +3098,10 @@
       <w:r>
         <w:rPr>
           <w:rFonts w:ascii="Times New Roman" w:hAnsi="Times New Roman" w:cs="Times New Roman"/>
-          <w:sz w:val="28"/>
-          <w:szCs w:val="28"/>
+          <w:noProof/>
+          <w:sz w:val="28"/>
+          <w:szCs w:val="28"/>
+          <w:lang w:eastAsia="ru-RU"/>
         </w:rPr>
         <w:drawing>
           <wp:inline distT="0" distB="0" distL="0" distR="0" wp14:anchorId="2CB0D238" wp14:editId="37D3F613">
@@ -3408,40 +3154,24 @@
           <w:sz w:val="28"/>
           <w:szCs w:val="28"/>
         </w:rPr>
-        <w:t>Функция</w:t>
-      </w:r>
-      <w:proofErr w:type="gramStart"/>
-      <w:r>
-        <w:rPr>
-          <w:rFonts w:ascii="Times New Roman" w:hAnsi="Times New Roman" w:cs="Times New Roman"/>
-          <w:sz w:val="28"/>
-          <w:szCs w:val="28"/>
-        </w:rPr>
-        <w:t xml:space="preserve"> ,</w:t>
-      </w:r>
-      <w:proofErr w:type="gramEnd"/>
-      <w:r>
-        <w:rPr>
-          <w:rFonts w:ascii="Times New Roman" w:hAnsi="Times New Roman" w:cs="Times New Roman"/>
-          <w:sz w:val="28"/>
-          <w:szCs w:val="28"/>
-        </w:rPr>
-        <w:t xml:space="preserve"> которая получает решение и выводит его.</w:t>
-      </w:r>
-    </w:p>
-    <w:p>
-      <w:pPr>
-        <w:rPr>
-          <w:rFonts w:ascii="Times New Roman" w:hAnsi="Times New Roman" w:cs="Times New Roman"/>
-          <w:sz w:val="28"/>
-          <w:szCs w:val="28"/>
-        </w:rPr>
-      </w:pPr>
-      <w:r>
-        <w:rPr>
-          <w:rFonts w:ascii="Times New Roman" w:hAnsi="Times New Roman" w:cs="Times New Roman"/>
-          <w:sz w:val="28"/>
-          <w:szCs w:val="28"/>
+        <w:t>Функция , которая получает решение и выводит его.</w:t>
+      </w:r>
+    </w:p>
+    <w:p>
+      <w:pPr>
+        <w:rPr>
+          <w:rFonts w:ascii="Times New Roman" w:hAnsi="Times New Roman" w:cs="Times New Roman"/>
+          <w:sz w:val="28"/>
+          <w:szCs w:val="28"/>
+        </w:rPr>
+      </w:pPr>
+      <w:r>
+        <w:rPr>
+          <w:rFonts w:ascii="Times New Roman" w:hAnsi="Times New Roman" w:cs="Times New Roman"/>
+          <w:noProof/>
+          <w:sz w:val="28"/>
+          <w:szCs w:val="28"/>
+          <w:lang w:eastAsia="ru-RU"/>
         </w:rPr>
         <w:lastRenderedPageBreak/>
         <w:drawing>
@@ -3504,9 +3234,17 @@
           <w:sz w:val="28"/>
           <w:szCs w:val="28"/>
         </w:rPr>
-        <w:t>Функция для записи решения (с переносом на след</w:t>
-      </w:r>
-      <w:proofErr w:type="gramStart"/>
+        <w:t xml:space="preserve">Функция для записи решения (с переносом на след. строку) в </w:t>
+      </w:r>
+      <w:r>
+        <w:rPr>
+          <w:rFonts w:ascii="Times New Roman" w:hAnsi="Times New Roman" w:cs="Times New Roman"/>
+          <w:sz w:val="28"/>
+          <w:szCs w:val="28"/>
+          <w:lang w:val="en-US"/>
+        </w:rPr>
+        <w:t>output</w:t>
+      </w:r>
       <w:r>
         <w:rPr>
           <w:rFonts w:ascii="Times New Roman" w:hAnsi="Times New Roman" w:cs="Times New Roman"/>
@@ -3515,7 +3253,49 @@
         </w:rPr>
         <w:t>.</w:t>
       </w:r>
-      <w:proofErr w:type="gramEnd"/>
+      <w:r>
+        <w:rPr>
+          <w:rFonts w:ascii="Times New Roman" w:hAnsi="Times New Roman" w:cs="Times New Roman"/>
+          <w:sz w:val="28"/>
+          <w:szCs w:val="28"/>
+          <w:lang w:val="en-US"/>
+        </w:rPr>
+        <w:t>txt</w:t>
+      </w:r>
+      <w:r>
+        <w:rPr>
+          <w:rFonts w:ascii="Times New Roman" w:hAnsi="Times New Roman" w:cs="Times New Roman"/>
+          <w:sz w:val="28"/>
+          <w:szCs w:val="28"/>
+        </w:rPr>
+        <w:t>.</w:t>
+      </w:r>
+    </w:p>
+    <w:p>
+      <w:pPr>
+        <w:rPr>
+          <w:rFonts w:ascii="Times New Roman" w:hAnsi="Times New Roman" w:cs="Times New Roman"/>
+          <w:sz w:val="28"/>
+          <w:szCs w:val="28"/>
+        </w:rPr>
+      </w:pPr>
+      <w:r>
+        <w:rPr>
+          <w:rFonts w:ascii="Times New Roman" w:hAnsi="Times New Roman" w:cs="Times New Roman"/>
+          <w:sz w:val="28"/>
+          <w:szCs w:val="28"/>
+        </w:rPr>
+        <w:t xml:space="preserve">Если в </w:t>
+      </w:r>
+      <w:r>
+        <w:rPr>
+          <w:rFonts w:ascii="Times New Roman" w:hAnsi="Times New Roman" w:cs="Times New Roman"/>
+          <w:sz w:val="28"/>
+          <w:szCs w:val="28"/>
+          <w:lang w:val="en-US"/>
+        </w:rPr>
+        <w:t>data</w:t>
+      </w:r>
       <w:r>
         <w:rPr>
           <w:rFonts w:ascii="Times New Roman" w:hAnsi="Times New Roman" w:cs="Times New Roman"/>
@@ -3524,23 +3304,21 @@
         </w:rPr>
         <w:t xml:space="preserve"> </w:t>
       </w:r>
-      <w:proofErr w:type="gramStart"/>
-      <w:r>
-        <w:rPr>
-          <w:rFonts w:ascii="Times New Roman" w:hAnsi="Times New Roman" w:cs="Times New Roman"/>
-          <w:sz w:val="28"/>
-          <w:szCs w:val="28"/>
-        </w:rPr>
-        <w:t>с</w:t>
-      </w:r>
-      <w:proofErr w:type="gramEnd"/>
-      <w:r>
-        <w:rPr>
-          <w:rFonts w:ascii="Times New Roman" w:hAnsi="Times New Roman" w:cs="Times New Roman"/>
-          <w:sz w:val="28"/>
-          <w:szCs w:val="28"/>
-        </w:rPr>
-        <w:t xml:space="preserve">троку) в </w:t>
+      <w:r>
+        <w:rPr>
+          <w:rFonts w:ascii="Times New Roman" w:hAnsi="Times New Roman" w:cs="Times New Roman"/>
+          <w:sz w:val="28"/>
+          <w:szCs w:val="28"/>
+        </w:rPr>
+        <w:t xml:space="preserve">ничего нет, будет введено </w:t>
+      </w:r>
+      <w:r>
+        <w:rPr>
+          <w:rFonts w:ascii="Times New Roman" w:hAnsi="Times New Roman" w:cs="Times New Roman"/>
+          <w:sz w:val="28"/>
+          <w:szCs w:val="28"/>
+        </w:rPr>
+        <w:t>“</w:t>
       </w:r>
       <w:r>
         <w:rPr>
@@ -3549,15 +3327,15 @@
           <w:szCs w:val="28"/>
           <w:lang w:val="en-US"/>
         </w:rPr>
-        <w:t>output</w:t>
-      </w:r>
-      <w:r>
-        <w:rPr>
-          <w:rFonts w:ascii="Times New Roman" w:hAnsi="Times New Roman" w:cs="Times New Roman"/>
-          <w:sz w:val="28"/>
-          <w:szCs w:val="28"/>
-        </w:rPr>
-        <w:t>.</w:t>
+        <w:t>No</w:t>
+      </w:r>
+      <w:r>
+        <w:rPr>
+          <w:rFonts w:ascii="Times New Roman" w:hAnsi="Times New Roman" w:cs="Times New Roman"/>
+          <w:sz w:val="28"/>
+          <w:szCs w:val="28"/>
+        </w:rPr>
+        <w:t xml:space="preserve"> </w:t>
       </w:r>
       <w:r>
         <w:rPr>
@@ -3566,90 +3344,6 @@
           <w:szCs w:val="28"/>
           <w:lang w:val="en-US"/>
         </w:rPr>
-        <w:t>txt</w:t>
-      </w:r>
-      <w:r>
-        <w:rPr>
-          <w:rFonts w:ascii="Times New Roman" w:hAnsi="Times New Roman" w:cs="Times New Roman"/>
-          <w:sz w:val="28"/>
-          <w:szCs w:val="28"/>
-        </w:rPr>
-        <w:t>.</w:t>
-      </w:r>
-    </w:p>
-    <w:p>
-      <w:pPr>
-        <w:rPr>
-          <w:rFonts w:ascii="Times New Roman" w:hAnsi="Times New Roman" w:cs="Times New Roman"/>
-          <w:sz w:val="28"/>
-          <w:szCs w:val="28"/>
-        </w:rPr>
-      </w:pPr>
-      <w:r>
-        <w:rPr>
-          <w:rFonts w:ascii="Times New Roman" w:hAnsi="Times New Roman" w:cs="Times New Roman"/>
-          <w:sz w:val="28"/>
-          <w:szCs w:val="28"/>
-        </w:rPr>
-        <w:t xml:space="preserve">Если в </w:t>
-      </w:r>
-      <w:r>
-        <w:rPr>
-          <w:rFonts w:ascii="Times New Roman" w:hAnsi="Times New Roman" w:cs="Times New Roman"/>
-          <w:sz w:val="28"/>
-          <w:szCs w:val="28"/>
-          <w:lang w:val="en-US"/>
-        </w:rPr>
-        <w:t>data</w:t>
-      </w:r>
-      <w:r>
-        <w:rPr>
-          <w:rFonts w:ascii="Times New Roman" w:hAnsi="Times New Roman" w:cs="Times New Roman"/>
-          <w:sz w:val="28"/>
-          <w:szCs w:val="28"/>
-        </w:rPr>
-        <w:t xml:space="preserve"> </w:t>
-      </w:r>
-      <w:r>
-        <w:rPr>
-          <w:rFonts w:ascii="Times New Roman" w:hAnsi="Times New Roman" w:cs="Times New Roman"/>
-          <w:sz w:val="28"/>
-          <w:szCs w:val="28"/>
-        </w:rPr>
-        <w:t xml:space="preserve">ничего нет, будет введено </w:t>
-      </w:r>
-      <w:r>
-        <w:rPr>
-          <w:rFonts w:ascii="Times New Roman" w:hAnsi="Times New Roman" w:cs="Times New Roman"/>
-          <w:sz w:val="28"/>
-          <w:szCs w:val="28"/>
-        </w:rPr>
-        <w:t>“</w:t>
-      </w:r>
-      <w:r>
-        <w:rPr>
-          <w:rFonts w:ascii="Times New Roman" w:hAnsi="Times New Roman" w:cs="Times New Roman"/>
-          <w:sz w:val="28"/>
-          <w:szCs w:val="28"/>
-          <w:lang w:val="en-US"/>
-        </w:rPr>
-        <w:t>No</w:t>
-      </w:r>
-      <w:r>
-        <w:rPr>
-          <w:rFonts w:ascii="Times New Roman" w:hAnsi="Times New Roman" w:cs="Times New Roman"/>
-          <w:sz w:val="28"/>
-          <w:szCs w:val="28"/>
-        </w:rPr>
-        <w:t xml:space="preserve"> </w:t>
-      </w:r>
-      <w:r>
-        <w:rPr>
-          <w:rFonts w:ascii="Times New Roman" w:hAnsi="Times New Roman" w:cs="Times New Roman"/>
-          <w:sz w:val="28"/>
-          <w:szCs w:val="28"/>
-          <w:lang w:val="en-US"/>
-        </w:rPr>
         <w:t>solution</w:t>
       </w:r>
       <w:r>
@@ -3685,10 +3379,10 @@
           <w:szCs w:val="28"/>
         </w:rPr>
         <w:drawing>
-          <wp:inline distT="0" distB="0" distL="0" distR="0" wp14:anchorId="350B8C7D" wp14:editId="1241A58F">
-            <wp:extent cx="6120130" cy="2628959"/>
+          <wp:inline distT="0" distB="0" distL="0" distR="0" wp14:anchorId="36600442" wp14:editId="131D1E83">
+            <wp:extent cx="6120130" cy="2572110"/>
             <wp:effectExtent l="0" t="0" r="0" b="0"/>
-            <wp:docPr id="17" name="Рисунок 17"/>
+            <wp:docPr id="2" name="Рисунок 2"/>
             <wp:cNvGraphicFramePr>
               <a:graphicFrameLocks xmlns:a="http://schemas.openxmlformats.org/drawingml/2006/main" noChangeAspect="1"/>
             </wp:cNvGraphicFramePr>
@@ -3708,7 +3402,7 @@
                   <pic:spPr>
                     <a:xfrm>
                       <a:off x="0" y="0"/>
-                      <a:ext cx="6120130" cy="2628959"/>
+                      <a:ext cx="6120130" cy="2572110"/>
                     </a:xfrm>
                     <a:prstGeom prst="rect">
                       <a:avLst/>
@@ -3768,25 +3462,7 @@
           <w:sz w:val="28"/>
           <w:szCs w:val="28"/>
         </w:rPr>
-        <w:t xml:space="preserve"> в КОНСОЛЬ</w:t>
-      </w:r>
-      <w:proofErr w:type="gramStart"/>
-      <w:r>
-        <w:rPr>
-          <w:rFonts w:ascii="Times New Roman" w:hAnsi="Times New Roman" w:cs="Times New Roman"/>
-          <w:sz w:val="28"/>
-          <w:szCs w:val="28"/>
-        </w:rPr>
-        <w:t xml:space="preserve"> ,</w:t>
-      </w:r>
-      <w:proofErr w:type="gramEnd"/>
-      <w:r>
-        <w:rPr>
-          <w:rFonts w:ascii="Times New Roman" w:hAnsi="Times New Roman" w:cs="Times New Roman"/>
-          <w:sz w:val="28"/>
-          <w:szCs w:val="28"/>
-        </w:rPr>
-        <w:t xml:space="preserve"> проверка на </w:t>
+        <w:t xml:space="preserve"> в КОНСОЛЬ , проверка на </w:t>
       </w:r>
       <w:r>
         <w:rPr>
@@ -3841,8 +3517,10 @@
       <w:r>
         <w:rPr>
           <w:rFonts w:ascii="Times New Roman" w:hAnsi="Times New Roman" w:cs="Times New Roman"/>
-          <w:sz w:val="28"/>
-          <w:szCs w:val="28"/>
+          <w:noProof/>
+          <w:sz w:val="28"/>
+          <w:szCs w:val="28"/>
+          <w:lang w:eastAsia="ru-RU"/>
         </w:rPr>
         <w:lastRenderedPageBreak/>
         <w:drawing>
@@ -3983,105 +3661,77 @@
           <w:rFonts w:ascii="Times New Roman" w:hAnsi="Times New Roman" w:cs="Times New Roman"/>
         </w:rPr>
       </w:pPr>
-      <w:bookmarkStart w:id="6" w:name="_Toc123838970"/>
+      <w:bookmarkStart w:id="5" w:name="_Toc123838970"/>
       <w:r>
         <w:rPr>
           <w:rFonts w:ascii="Times New Roman" w:hAnsi="Times New Roman" w:cs="Times New Roman"/>
         </w:rPr>
         <w:t>Вывод</w:t>
       </w:r>
+      <w:bookmarkEnd w:id="5"/>
+    </w:p>
+    <w:p/>
+    <w:p>
+      <w:pPr>
+        <w:ind w:firstLine="708"/>
+        <w:rPr>
+          <w:rFonts w:ascii="Times New Roman" w:hAnsi="Times New Roman" w:cs="Times New Roman"/>
+          <w:sz w:val="28"/>
+          <w:szCs w:val="28"/>
+        </w:rPr>
+      </w:pPr>
+      <w:r>
+        <w:rPr>
+          <w:rFonts w:ascii="Times New Roman" w:hAnsi="Times New Roman" w:cs="Times New Roman"/>
+          <w:sz w:val="28"/>
+          <w:szCs w:val="28"/>
+        </w:rPr>
+        <w:t xml:space="preserve">Программа ,получающая на вход координаты и кол-во клеток доски, а также кол-во фигур уже стоящих и требуемых на расстановку, выполняет условия и выводит в выводящий файл, консоль и итоговое окно интерпретатора всевозможные решения. При высчитывании ходов может возникать ошибка, но она со временем исчезает и выводится полный ответ </w:t>
+      </w:r>
+      <w:r>
+        <w:rPr>
+          <w:rFonts w:ascii="Times New Roman" w:hAnsi="Times New Roman" w:cs="Times New Roman"/>
+          <w:sz w:val="28"/>
+          <w:szCs w:val="28"/>
+        </w:rPr>
+        <w:t>.</w:t>
+      </w:r>
+    </w:p>
+    <w:p>
+      <w:pPr>
+        <w:ind w:firstLine="708"/>
+        <w:rPr>
+          <w:rFonts w:ascii="Times New Roman" w:hAnsi="Times New Roman" w:cs="Times New Roman"/>
+          <w:sz w:val="28"/>
+          <w:szCs w:val="28"/>
+        </w:rPr>
+      </w:pPr>
+    </w:p>
+    <w:p>
+      <w:pPr>
+        <w:ind w:firstLine="708"/>
+        <w:rPr>
+          <w:rFonts w:ascii="Times New Roman" w:hAnsi="Times New Roman" w:cs="Times New Roman"/>
+          <w:sz w:val="28"/>
+          <w:szCs w:val="28"/>
+        </w:rPr>
+      </w:pPr>
+    </w:p>
+    <w:p>
+      <w:pPr>
+        <w:pStyle w:val="1"/>
+      </w:pPr>
+    </w:p>
+    <w:p>
+      <w:pPr>
+        <w:pStyle w:val="1"/>
+      </w:pPr>
+      <w:bookmarkStart w:id="6" w:name="_Toc123838971"/>
+      <w:r>
+        <w:t>Листинг кода</w:t>
+      </w:r>
       <w:bookmarkEnd w:id="6"/>
     </w:p>
-    <w:p/>
-    <w:p>
-      <w:pPr>
-        <w:ind w:firstLine="708"/>
-        <w:rPr>
-          <w:rFonts w:ascii="Times New Roman" w:hAnsi="Times New Roman" w:cs="Times New Roman"/>
-          <w:sz w:val="28"/>
-          <w:szCs w:val="28"/>
-        </w:rPr>
-      </w:pPr>
-      <w:r>
-        <w:rPr>
-          <w:rFonts w:ascii="Times New Roman" w:hAnsi="Times New Roman" w:cs="Times New Roman"/>
-          <w:sz w:val="28"/>
-          <w:szCs w:val="28"/>
-        </w:rPr>
-        <w:t>Программа</w:t>
-      </w:r>
-      <w:proofErr w:type="gramStart"/>
-      <w:r>
-        <w:rPr>
-          <w:rFonts w:ascii="Times New Roman" w:hAnsi="Times New Roman" w:cs="Times New Roman"/>
-          <w:sz w:val="28"/>
-          <w:szCs w:val="28"/>
-        </w:rPr>
-        <w:t xml:space="preserve"> ,</w:t>
-      </w:r>
-      <w:proofErr w:type="gramEnd"/>
-      <w:r>
-        <w:rPr>
-          <w:rFonts w:ascii="Times New Roman" w:hAnsi="Times New Roman" w:cs="Times New Roman"/>
-          <w:sz w:val="28"/>
-          <w:szCs w:val="28"/>
-        </w:rPr>
-        <w:t>получающая на вход координаты и кол-во клеток доски, а также кол-во фигур уже стоящих и требуемых на расстановку, выполняет условия и выводит в выводящий файл, консоль и итоговое окно интерпретатора всевозможные решения. При высчитывании ходов может возникать ошибка, но она со временем исчезает и выводится полный ответ</w:t>
-      </w:r>
-      <w:proofErr w:type="gramStart"/>
-      <w:r>
-        <w:rPr>
-          <w:rFonts w:ascii="Times New Roman" w:hAnsi="Times New Roman" w:cs="Times New Roman"/>
-          <w:sz w:val="28"/>
-          <w:szCs w:val="28"/>
-        </w:rPr>
-        <w:t xml:space="preserve"> </w:t>
-      </w:r>
-      <w:r>
-        <w:rPr>
-          <w:rFonts w:ascii="Times New Roman" w:hAnsi="Times New Roman" w:cs="Times New Roman"/>
-          <w:sz w:val="28"/>
-          <w:szCs w:val="28"/>
-        </w:rPr>
-        <w:t>.</w:t>
-      </w:r>
-      <w:proofErr w:type="gramEnd"/>
-    </w:p>
-    <w:p>
-      <w:pPr>
-        <w:ind w:firstLine="708"/>
-        <w:rPr>
-          <w:rFonts w:ascii="Times New Roman" w:hAnsi="Times New Roman" w:cs="Times New Roman"/>
-          <w:sz w:val="28"/>
-          <w:szCs w:val="28"/>
-        </w:rPr>
-      </w:pPr>
-    </w:p>
-    <w:p>
-      <w:pPr>
-        <w:ind w:firstLine="708"/>
-        <w:rPr>
-          <w:rFonts w:ascii="Times New Roman" w:hAnsi="Times New Roman" w:cs="Times New Roman"/>
-          <w:sz w:val="28"/>
-          <w:szCs w:val="28"/>
-        </w:rPr>
-      </w:pPr>
-    </w:p>
-    <w:p>
-      <w:pPr>
-        <w:pStyle w:val="1"/>
-      </w:pPr>
-    </w:p>
-    <w:p>
-      <w:pPr>
-        <w:pStyle w:val="1"/>
-      </w:pPr>
-      <w:bookmarkStart w:id="7" w:name="_Toc123838971"/>
-      <w:r>
-        <w:t>Листинг кода</w:t>
-      </w:r>
-      <w:bookmarkEnd w:id="7"/>
-    </w:p>
     <w:p>
       <w:pPr>
         <w:rPr>
@@ -4097,10 +3747,10 @@
           <w:szCs w:val="28"/>
         </w:rPr>
         <w:drawing>
-          <wp:inline distT="0" distB="0" distL="0" distR="0" wp14:anchorId="4BCD0B83" wp14:editId="143F6F6B">
-            <wp:extent cx="6120130" cy="4450659"/>
-            <wp:effectExtent l="0" t="0" r="0" b="7620"/>
-            <wp:docPr id="19" name="Рисунок 19"/>
+          <wp:inline distT="0" distB="0" distL="0" distR="0" wp14:anchorId="3F39DA0A" wp14:editId="0C77AE61">
+            <wp:extent cx="6120130" cy="3035746"/>
+            <wp:effectExtent l="0" t="0" r="0" b="0"/>
+            <wp:docPr id="4" name="Рисунок 4"/>
             <wp:cNvGraphicFramePr>
               <a:graphicFrameLocks xmlns:a="http://schemas.openxmlformats.org/drawingml/2006/main" noChangeAspect="1"/>
             </wp:cNvGraphicFramePr>
@@ -4120,7 +3770,7 @@
                   <pic:spPr>
                     <a:xfrm>
                       <a:off x="0" y="0"/>
-                      <a:ext cx="6120130" cy="4450659"/>
+                      <a:ext cx="6120130" cy="3035746"/>
                     </a:xfrm>
                     <a:prstGeom prst="rect">
                       <a:avLst/>
@@ -4147,12 +3797,11 @@
           <w:sz w:val="28"/>
           <w:szCs w:val="28"/>
         </w:rPr>
-        <w:lastRenderedPageBreak/>
         <w:drawing>
-          <wp:inline distT="0" distB="0" distL="0" distR="0" wp14:anchorId="4C14A998" wp14:editId="1E299F53">
-            <wp:extent cx="6120130" cy="4988200"/>
-            <wp:effectExtent l="0" t="0" r="0" b="3175"/>
-            <wp:docPr id="20" name="Рисунок 20"/>
+          <wp:inline distT="0" distB="0" distL="0" distR="0" wp14:anchorId="54B0DC74" wp14:editId="7236A89C">
+            <wp:extent cx="6120130" cy="3933332"/>
+            <wp:effectExtent l="0" t="0" r="0" b="0"/>
+            <wp:docPr id="5" name="Рисунок 5"/>
             <wp:cNvGraphicFramePr>
               <a:graphicFrameLocks xmlns:a="http://schemas.openxmlformats.org/drawingml/2006/main" noChangeAspect="1"/>
             </wp:cNvGraphicFramePr>
@@ -4172,7 +3821,7 @@
                   <pic:spPr>
                     <a:xfrm>
                       <a:off x="0" y="0"/>
-                      <a:ext cx="6120130" cy="4988200"/>
+                      <a:ext cx="6120130" cy="3933332"/>
                     </a:xfrm>
                     <a:prstGeom prst="rect">
                       <a:avLst/>
@@ -4193,15 +3842,6 @@
           <w:szCs w:val="28"/>
         </w:rPr>
       </w:pPr>
-    </w:p>
-    <w:p>
-      <w:pPr>
-        <w:rPr>
-          <w:rFonts w:ascii="Times New Roman" w:hAnsi="Times New Roman" w:cs="Times New Roman"/>
-          <w:sz w:val="28"/>
-          <w:szCs w:val="28"/>
-        </w:rPr>
-      </w:pPr>
       <w:r>
         <w:rPr>
           <w:rFonts w:ascii="Times New Roman" w:hAnsi="Times New Roman" w:cs="Times New Roman"/>
@@ -4210,10 +3850,10 @@
         </w:rPr>
         <w:lastRenderedPageBreak/>
         <w:drawing>
-          <wp:inline distT="0" distB="0" distL="0" distR="0" wp14:anchorId="750C102C" wp14:editId="3884775F">
-            <wp:extent cx="6120130" cy="5346350"/>
-            <wp:effectExtent l="0" t="0" r="0" b="6985"/>
-            <wp:docPr id="21" name="Рисунок 21"/>
+          <wp:inline distT="0" distB="0" distL="0" distR="0" wp14:anchorId="25205A28" wp14:editId="255816E7">
+            <wp:extent cx="6120130" cy="3635821"/>
+            <wp:effectExtent l="0" t="0" r="0" b="3175"/>
+            <wp:docPr id="6" name="Рисунок 6"/>
             <wp:cNvGraphicFramePr>
               <a:graphicFrameLocks xmlns:a="http://schemas.openxmlformats.org/drawingml/2006/main" noChangeAspect="1"/>
             </wp:cNvGraphicFramePr>
@@ -4233,7 +3873,7 @@
                   <pic:spPr>
                     <a:xfrm>
                       <a:off x="0" y="0"/>
-                      <a:ext cx="6120130" cy="5346350"/>
+                      <a:ext cx="6120130" cy="3635821"/>
                     </a:xfrm>
                     <a:prstGeom prst="rect">
                       <a:avLst/>
@@ -4254,28 +3894,17 @@
           <w:szCs w:val="28"/>
         </w:rPr>
       </w:pPr>
-    </w:p>
-    <w:p>
-      <w:pPr>
-        <w:rPr>
-          <w:rFonts w:ascii="Times New Roman" w:hAnsi="Times New Roman" w:cs="Times New Roman"/>
-          <w:sz w:val="28"/>
-          <w:szCs w:val="28"/>
-          <w:lang w:val="en-US"/>
-        </w:rPr>
-      </w:pPr>
-      <w:r>
-        <w:rPr>
-          <w:rFonts w:ascii="Times New Roman" w:hAnsi="Times New Roman" w:cs="Times New Roman"/>
-          <w:sz w:val="28"/>
-          <w:szCs w:val="28"/>
-        </w:rPr>
-        <w:lastRenderedPageBreak/>
+      <w:r>
+        <w:rPr>
+          <w:rFonts w:ascii="Times New Roman" w:hAnsi="Times New Roman" w:cs="Times New Roman"/>
+          <w:sz w:val="28"/>
+          <w:szCs w:val="28"/>
+        </w:rPr>
         <w:drawing>
-          <wp:inline distT="0" distB="0" distL="0" distR="0" wp14:anchorId="41E2266F" wp14:editId="45006953">
-            <wp:extent cx="6120130" cy="4321169"/>
-            <wp:effectExtent l="0" t="0" r="0" b="3810"/>
-            <wp:docPr id="22" name="Рисунок 22"/>
+          <wp:inline distT="0" distB="0" distL="0" distR="0" wp14:anchorId="48573719" wp14:editId="23777675">
+            <wp:extent cx="6120130" cy="3498120"/>
+            <wp:effectExtent l="0" t="0" r="0" b="7620"/>
+            <wp:docPr id="7" name="Рисунок 7"/>
             <wp:cNvGraphicFramePr>
               <a:graphicFrameLocks xmlns:a="http://schemas.openxmlformats.org/drawingml/2006/main" noChangeAspect="1"/>
             </wp:cNvGraphicFramePr>
@@ -4295,7 +3924,7 @@
                   <pic:spPr>
                     <a:xfrm>
                       <a:off x="0" y="0"/>
-                      <a:ext cx="6120130" cy="4321169"/>
+                      <a:ext cx="6120130" cy="3498120"/>
                     </a:xfrm>
                     <a:prstGeom prst="rect">
                       <a:avLst/>
@@ -4310,6 +3939,106 @@
     </w:p>
     <w:p>
       <w:pPr>
+        <w:rPr>
+          <w:rFonts w:ascii="Times New Roman" w:hAnsi="Times New Roman" w:cs="Times New Roman"/>
+          <w:sz w:val="28"/>
+          <w:szCs w:val="28"/>
+        </w:rPr>
+      </w:pPr>
+      <w:r>
+        <w:rPr>
+          <w:rFonts w:ascii="Times New Roman" w:hAnsi="Times New Roman" w:cs="Times New Roman"/>
+          <w:sz w:val="28"/>
+          <w:szCs w:val="28"/>
+        </w:rPr>
+        <w:lastRenderedPageBreak/>
+        <w:drawing>
+          <wp:inline distT="0" distB="0" distL="0" distR="0" wp14:anchorId="465FC96E" wp14:editId="6647F580">
+            <wp:extent cx="6120130" cy="1735795"/>
+            <wp:effectExtent l="0" t="0" r="0" b="0"/>
+            <wp:docPr id="14" name="Рисунок 14"/>
+            <wp:cNvGraphicFramePr>
+              <a:graphicFrameLocks xmlns:a="http://schemas.openxmlformats.org/drawingml/2006/main" noChangeAspect="1"/>
+            </wp:cNvGraphicFramePr>
+            <a:graphic xmlns:a="http://schemas.openxmlformats.org/drawingml/2006/main">
+              <a:graphicData uri="http://schemas.openxmlformats.org/drawingml/2006/picture">
+                <pic:pic xmlns:pic="http://schemas.openxmlformats.org/drawingml/2006/picture">
+                  <pic:nvPicPr>
+                    <pic:cNvPr id="0" name=""/>
+                    <pic:cNvPicPr/>
+                  </pic:nvPicPr>
+                  <pic:blipFill>
+                    <a:blip r:embed="rId25"/>
+                    <a:stretch>
+                      <a:fillRect/>
+                    </a:stretch>
+                  </pic:blipFill>
+                  <pic:spPr>
+                    <a:xfrm>
+                      <a:off x="0" y="0"/>
+                      <a:ext cx="6120130" cy="1735795"/>
+                    </a:xfrm>
+                    <a:prstGeom prst="rect">
+                      <a:avLst/>
+                    </a:prstGeom>
+                  </pic:spPr>
+                </pic:pic>
+              </a:graphicData>
+            </a:graphic>
+          </wp:inline>
+        </w:drawing>
+      </w:r>
+    </w:p>
+    <w:p>
+      <w:pPr>
+        <w:rPr>
+          <w:rFonts w:ascii="Times New Roman" w:hAnsi="Times New Roman" w:cs="Times New Roman"/>
+          <w:sz w:val="28"/>
+          <w:szCs w:val="28"/>
+        </w:rPr>
+      </w:pPr>
+    </w:p>
+    <w:p>
+      <w:pPr>
+        <w:rPr>
+          <w:rFonts w:ascii="Times New Roman" w:hAnsi="Times New Roman" w:cs="Times New Roman"/>
+          <w:sz w:val="28"/>
+          <w:szCs w:val="28"/>
+        </w:rPr>
+      </w:pPr>
+    </w:p>
+    <w:p>
+      <w:pPr>
+        <w:rPr>
+          <w:rFonts w:ascii="Times New Roman" w:hAnsi="Times New Roman" w:cs="Times New Roman"/>
+          <w:sz w:val="28"/>
+          <w:szCs w:val="28"/>
+        </w:rPr>
+      </w:pPr>
+    </w:p>
+    <w:p>
+      <w:pPr>
+        <w:rPr>
+          <w:rFonts w:ascii="Times New Roman" w:hAnsi="Times New Roman" w:cs="Times New Roman"/>
+          <w:sz w:val="28"/>
+          <w:szCs w:val="28"/>
+        </w:rPr>
+      </w:pPr>
+      <w:bookmarkStart w:id="7" w:name="_GoBack"/>
+      <w:bookmarkEnd w:id="7"/>
+    </w:p>
+    <w:p>
+      <w:pPr>
+        <w:rPr>
+          <w:rFonts w:ascii="Times New Roman" w:hAnsi="Times New Roman" w:cs="Times New Roman"/>
+          <w:sz w:val="28"/>
+          <w:szCs w:val="28"/>
+          <w:lang w:val="en-US"/>
+        </w:rPr>
+      </w:pPr>
+    </w:p>
+    <w:p>
+      <w:pPr>
         <w:ind w:firstLine="708"/>
         <w:rPr>
           <w:rFonts w:ascii="Times New Roman" w:hAnsi="Times New Roman" w:cs="Times New Roman"/>
@@ -4398,7 +4127,7 @@
       </w:pPr>
     </w:p>
     <w:sectPr>
-      <w:footerReference w:type="default" r:id="rId25"/>
+      <w:footerReference w:type="default" r:id="rId26"/>
       <w:pgSz w:w="11906" w:h="16838"/>
       <w:pgMar w:top="1134" w:right="567" w:bottom="1134" w:left="1701" w:header="709" w:footer="709" w:gutter="0"/>
       <w:pgNumType w:start="1"/>
@@ -4465,7 +4194,7 @@
           <w:rPr>
             <w:noProof/>
           </w:rPr>
-          <w:t>2</w:t>
+          <w:t>10</w:t>
         </w:r>
         <w:r>
           <w:fldChar w:fldCharType="end"/>
@@ -6588,7 +6317,7 @@
 </file>
 
 <file path=customXml/itemProps1.xml><?xml version="1.0" encoding="utf-8"?>
-<ds:datastoreItem xmlns:ds="http://schemas.openxmlformats.org/officeDocument/2006/customXml" ds:itemID="{39F42D8C-0B43-48E5-B87F-DBE38576D140}">
+<ds:datastoreItem xmlns:ds="http://schemas.openxmlformats.org/officeDocument/2006/customXml" ds:itemID="{1F29F32F-B418-49EF-B751-662D64CE235E}">
   <ds:schemaRefs>
     <ds:schemaRef ds:uri="http://schemas.openxmlformats.org/officeDocument/2006/bibliography"/>
   </ds:schemaRefs>

--- a/Лабораторные работы/2 я Лабораторная/2 лаба.docx
+++ b/Лабораторные работы/2 я Лабораторная/2 лаба.docx
@@ -358,7 +358,7 @@
           <w:sz w:val="28"/>
           <w:szCs w:val="28"/>
         </w:rPr>
-        <w:t>Преподаватель</w:t>
+        <w:t>Проверил</w:t>
       </w:r>
     </w:p>
     <w:p>
@@ -376,7 +376,15 @@
           <w:sz w:val="28"/>
           <w:szCs w:val="28"/>
         </w:rPr>
-        <w:t>Преподаватель по программированию</w:t>
+        <w:t>Поделенюк П.П</w:t>
+      </w:r>
+      <w:r>
+        <w:rPr>
+          <w:rFonts w:ascii="Times New Roman" w:hAnsi="Times New Roman" w:cs="Times New Roman"/>
+          <w:sz w:val="28"/>
+          <w:szCs w:val="28"/>
+        </w:rPr>
+        <w:t xml:space="preserve"> </w:t>
       </w:r>
     </w:p>
     <w:p>
@@ -394,27 +402,8 @@
           <w:sz w:val="28"/>
           <w:szCs w:val="28"/>
         </w:rPr>
-        <w:t>Поделенюк П.П</w:t>
-      </w:r>
-      <w:r>
-        <w:rPr>
-          <w:rFonts w:ascii="Times New Roman" w:hAnsi="Times New Roman" w:cs="Times New Roman"/>
-          <w:sz w:val="28"/>
-          <w:szCs w:val="28"/>
-        </w:rPr>
-        <w:t xml:space="preserve"> </w:t>
-      </w:r>
-    </w:p>
-    <w:p>
-      <w:pPr>
-        <w:jc w:val="right"/>
-        <w:rPr>
-          <w:rFonts w:ascii="Times New Roman" w:hAnsi="Times New Roman" w:cs="Times New Roman"/>
-          <w:color w:val="FF0000"/>
-          <w:sz w:val="28"/>
-          <w:szCs w:val="28"/>
-        </w:rPr>
-      </w:pPr>
+        <w:t>___________подпись</w:t>
+      </w:r>
     </w:p>
     <w:p>
       <w:pPr>
@@ -435,6 +424,18 @@
           <w:szCs w:val="28"/>
         </w:rPr>
       </w:pPr>
+    </w:p>
+    <w:p>
+      <w:pPr>
+        <w:jc w:val="center"/>
+        <w:rPr>
+          <w:rFonts w:ascii="Times New Roman" w:hAnsi="Times New Roman" w:cs="Times New Roman"/>
+          <w:sz w:val="28"/>
+          <w:szCs w:val="28"/>
+        </w:rPr>
+      </w:pPr>
+      <w:bookmarkStart w:id="0" w:name="_GoBack"/>
+      <w:bookmarkEnd w:id="0"/>
     </w:p>
     <w:p>
       <w:pPr>
@@ -1322,33 +1323,12 @@
     </w:p>
     <w:p>
       <w:pPr>
-        <w:jc w:val="center"/>
-        <w:rPr>
-          <w:rFonts w:ascii="Times New Roman" w:hAnsi="Times New Roman" w:cs="Times New Roman"/>
-          <w:b/>
-          <w:sz w:val="32"/>
-          <w:szCs w:val="32"/>
-        </w:rPr>
-      </w:pPr>
-    </w:p>
-    <w:p>
-      <w:pPr>
-        <w:jc w:val="center"/>
-        <w:rPr>
-          <w:rFonts w:ascii="Times New Roman" w:hAnsi="Times New Roman" w:cs="Times New Roman"/>
-          <w:b/>
-          <w:sz w:val="32"/>
-          <w:szCs w:val="32"/>
-        </w:rPr>
-      </w:pPr>
-    </w:p>
-    <w:p>
-      <w:pPr>
         <w:pStyle w:val="1"/>
       </w:pPr>
-      <w:bookmarkStart w:id="0" w:name="_Toc123838966"/>
-      <w:bookmarkStart w:id="1" w:name="_Toc123657277"/>
-      <w:r>
+      <w:bookmarkStart w:id="1" w:name="_Toc123838966"/>
+      <w:bookmarkStart w:id="2" w:name="_Toc123657277"/>
+      <w:r>
+        <w:lastRenderedPageBreak/>
         <w:t>Ц</w:t>
       </w:r>
       <w:r>
@@ -1357,7 +1337,7 @@
       <w:r>
         <w:t xml:space="preserve"> работы</w:t>
       </w:r>
-      <w:bookmarkEnd w:id="0"/>
+      <w:bookmarkEnd w:id="1"/>
     </w:p>
     <w:p/>
     <w:p>
@@ -1493,12 +1473,38 @@
       <w:pPr>
         <w:pStyle w:val="1"/>
       </w:pPr>
-      <w:bookmarkStart w:id="2" w:name="_Toc123838967"/>
-      <w:bookmarkEnd w:id="1"/>
-      <w:r>
+      <w:bookmarkStart w:id="3" w:name="_Toc123838967"/>
+      <w:bookmarkEnd w:id="2"/>
+    </w:p>
+    <w:p>
+      <w:pPr>
+        <w:pStyle w:val="1"/>
+      </w:pPr>
+    </w:p>
+    <w:p/>
+    <w:p/>
+    <w:p/>
+    <w:p/>
+    <w:p/>
+    <w:p/>
+    <w:p/>
+    <w:p/>
+    <w:p/>
+    <w:p/>
+    <w:p/>
+    <w:p/>
+    <w:p/>
+    <w:p/>
+    <w:p/>
+    <w:p>
+      <w:pPr>
+        <w:pStyle w:val="1"/>
+      </w:pPr>
+      <w:r>
+        <w:lastRenderedPageBreak/>
         <w:t>Формулировка задания</w:t>
       </w:r>
-      <w:bookmarkEnd w:id="2"/>
+      <w:bookmarkEnd w:id="3"/>
     </w:p>
     <w:p/>
     <w:p>
@@ -1696,18 +1702,7 @@
           <w:sz w:val="28"/>
           <w:szCs w:val="28"/>
         </w:rPr>
-        <w:t xml:space="preserve">В решение следует вывести координаты всех </w:t>
-      </w:r>
-      <w:r>
-        <w:rPr>
-          <w:rFonts w:ascii="Times New Roman" w:hAnsi="Times New Roman" w:cs="Times New Roman"/>
-          <w:b/>
-          <w:bCs/>
-          <w:sz w:val="28"/>
-          <w:szCs w:val="28"/>
-        </w:rPr>
-        <w:lastRenderedPageBreak/>
-        <w:t>фигур, находящихся на доске.</w:t>
+        <w:t>В решение следует вывести координаты всех фигур, находящихся на доске.</w:t>
       </w:r>
       <w:r>
         <w:rPr>
@@ -1793,19 +1788,40 @@
     </w:p>
     <w:p>
       <w:pPr>
+        <w:rPr>
+          <w:rFonts w:ascii="Times New Roman" w:hAnsi="Times New Roman" w:cs="Times New Roman"/>
+          <w:b/>
+          <w:sz w:val="28"/>
+          <w:szCs w:val="28"/>
+        </w:rPr>
+      </w:pPr>
+    </w:p>
+    <w:p>
+      <w:pPr>
+        <w:rPr>
+          <w:rFonts w:ascii="Times New Roman" w:hAnsi="Times New Roman" w:cs="Times New Roman"/>
+          <w:b/>
+          <w:sz w:val="28"/>
+          <w:szCs w:val="28"/>
+        </w:rPr>
+      </w:pPr>
+    </w:p>
+    <w:p>
+      <w:pPr>
         <w:pStyle w:val="1"/>
         <w:rPr>
           <w:rFonts w:ascii="Times New Roman" w:hAnsi="Times New Roman" w:cs="Times New Roman"/>
         </w:rPr>
       </w:pPr>
-      <w:bookmarkStart w:id="3" w:name="_Toc123838968"/>
-      <w:r>
-        <w:rPr>
-          <w:rFonts w:ascii="Times New Roman" w:hAnsi="Times New Roman" w:cs="Times New Roman"/>
-        </w:rPr>
+      <w:bookmarkStart w:id="4" w:name="_Toc123838968"/>
+      <w:r>
+        <w:rPr>
+          <w:rFonts w:ascii="Times New Roman" w:hAnsi="Times New Roman" w:cs="Times New Roman"/>
+        </w:rPr>
+        <w:lastRenderedPageBreak/>
         <w:t>Ход работы</w:t>
       </w:r>
-      <w:bookmarkEnd w:id="3"/>
+      <w:bookmarkEnd w:id="4"/>
     </w:p>
     <w:p>
       <w:pPr>
@@ -2261,32 +2277,6 @@
       </w:r>
     </w:p>
     <w:p/>
-    <w:p/>
-    <w:p>
-      <w:pPr>
-        <w:pStyle w:val="1"/>
-        <w:rPr>
-          <w:rFonts w:ascii="Times New Roman" w:hAnsi="Times New Roman" w:cs="Times New Roman"/>
-          <w:lang w:val="en-US"/>
-        </w:rPr>
-      </w:pPr>
-      <w:bookmarkStart w:id="4" w:name="_Toc123838969"/>
-      <w:r>
-        <w:rPr>
-          <w:rFonts w:ascii="Times New Roman" w:hAnsi="Times New Roman" w:cs="Times New Roman"/>
-        </w:rPr>
-        <w:lastRenderedPageBreak/>
-        <w:t>Результаты работы</w:t>
-      </w:r>
-      <w:bookmarkEnd w:id="4"/>
-    </w:p>
-    <w:p>
-      <w:pPr>
-        <w:rPr>
-          <w:lang w:val="en-US"/>
-        </w:rPr>
-      </w:pPr>
-    </w:p>
     <w:p>
       <w:pPr>
         <w:rPr>
@@ -2446,6 +2436,7 @@
           <w:sz w:val="28"/>
           <w:szCs w:val="28"/>
         </w:rPr>
+        <w:lastRenderedPageBreak/>
         <w:t>Определение (</w:t>
       </w:r>
       <w:r>
@@ -2648,7 +2639,6 @@
           <w:szCs w:val="28"/>
           <w:lang w:eastAsia="ru-RU"/>
         </w:rPr>
-        <w:lastRenderedPageBreak/>
         <w:drawing>
           <wp:inline distT="0" distB="0" distL="0" distR="0" wp14:anchorId="69B05111" wp14:editId="2C22E034">
             <wp:extent cx="5087060" cy="1895740"/>
@@ -2756,6 +2746,7 @@
           <w:szCs w:val="28"/>
           <w:lang w:eastAsia="ru-RU"/>
         </w:rPr>
+        <w:lastRenderedPageBreak/>
         <w:drawing>
           <wp:inline distT="0" distB="0" distL="0" distR="0" wp14:anchorId="2C2A632B" wp14:editId="712B3678">
             <wp:extent cx="6120130" cy="3300411"/>
@@ -2897,7 +2888,6 @@
           <w:sz w:val="28"/>
           <w:szCs w:val="28"/>
         </w:rPr>
-        <w:lastRenderedPageBreak/>
         <w:t>Генерация возможных координат при учете свободных и невозможных и возврат свободных координат если их нет в невозможных.</w:t>
       </w:r>
     </w:p>
@@ -3006,6 +2996,7 @@
           <w:szCs w:val="28"/>
           <w:lang w:eastAsia="ru-RU"/>
         </w:rPr>
+        <w:lastRenderedPageBreak/>
         <w:drawing>
           <wp:inline distT="0" distB="0" distL="0" distR="0" wp14:anchorId="7106FF45" wp14:editId="45527C3A">
             <wp:extent cx="6120130" cy="1675156"/>
@@ -3173,7 +3164,6 @@
           <w:szCs w:val="28"/>
           <w:lang w:eastAsia="ru-RU"/>
         </w:rPr>
-        <w:lastRenderedPageBreak/>
         <w:drawing>
           <wp:inline distT="0" distB="0" distL="0" distR="0" wp14:anchorId="191B5F23" wp14:editId="69F16A45">
             <wp:extent cx="5458587" cy="1914792"/>
@@ -3375,8 +3365,10 @@
       <w:r>
         <w:rPr>
           <w:rFonts w:ascii="Times New Roman" w:hAnsi="Times New Roman" w:cs="Times New Roman"/>
-          <w:sz w:val="28"/>
-          <w:szCs w:val="28"/>
+          <w:noProof/>
+          <w:sz w:val="28"/>
+          <w:szCs w:val="28"/>
+          <w:lang w:eastAsia="ru-RU"/>
         </w:rPr>
         <w:drawing>
           <wp:inline distT="0" distB="0" distL="0" distR="0" wp14:anchorId="36600442" wp14:editId="131D1E83">
@@ -3522,7 +3514,6 @@
           <w:szCs w:val="28"/>
           <w:lang w:eastAsia="ru-RU"/>
         </w:rPr>
-        <w:lastRenderedPageBreak/>
         <w:drawing>
           <wp:inline distT="0" distB="0" distL="0" distR="0" wp14:anchorId="71E0FA3F" wp14:editId="4D67198A">
             <wp:extent cx="6120130" cy="1600620"/>
@@ -3647,110 +3638,30 @@
     </w:p>
     <w:p>
       <w:pPr>
-        <w:rPr>
-          <w:rFonts w:ascii="Times New Roman" w:hAnsi="Times New Roman" w:cs="Times New Roman"/>
-          <w:sz w:val="28"/>
-          <w:szCs w:val="28"/>
-        </w:rPr>
-      </w:pPr>
-    </w:p>
-    <w:p>
-      <w:pPr>
         <w:pStyle w:val="1"/>
-        <w:rPr>
-          <w:rFonts w:ascii="Times New Roman" w:hAnsi="Times New Roman" w:cs="Times New Roman"/>
-        </w:rPr>
-      </w:pPr>
-      <w:bookmarkStart w:id="5" w:name="_Toc123838970"/>
-      <w:r>
-        <w:rPr>
-          <w:rFonts w:ascii="Times New Roman" w:hAnsi="Times New Roman" w:cs="Times New Roman"/>
-        </w:rPr>
-        <w:t>Вывод</w:t>
-      </w:r>
-      <w:bookmarkEnd w:id="5"/>
+      </w:pPr>
     </w:p>
     <w:p/>
-    <w:p>
-      <w:pPr>
-        <w:ind w:firstLine="708"/>
-        <w:rPr>
-          <w:rFonts w:ascii="Times New Roman" w:hAnsi="Times New Roman" w:cs="Times New Roman"/>
-          <w:sz w:val="28"/>
-          <w:szCs w:val="28"/>
-        </w:rPr>
-      </w:pPr>
-      <w:r>
-        <w:rPr>
-          <w:rFonts w:ascii="Times New Roman" w:hAnsi="Times New Roman" w:cs="Times New Roman"/>
-          <w:sz w:val="28"/>
-          <w:szCs w:val="28"/>
-        </w:rPr>
-        <w:t xml:space="preserve">Программа ,получающая на вход координаты и кол-во клеток доски, а также кол-во фигур уже стоящих и требуемых на расстановку, выполняет условия и выводит в выводящий файл, консоль и итоговое окно интерпретатора всевозможные решения. При высчитывании ходов может возникать ошибка, но она со временем исчезает и выводится полный ответ </w:t>
-      </w:r>
-      <w:r>
-        <w:rPr>
-          <w:rFonts w:ascii="Times New Roman" w:hAnsi="Times New Roman" w:cs="Times New Roman"/>
-          <w:sz w:val="28"/>
-          <w:szCs w:val="28"/>
-        </w:rPr>
-        <w:t>.</w:t>
-      </w:r>
-    </w:p>
-    <w:p>
-      <w:pPr>
-        <w:ind w:firstLine="708"/>
-        <w:rPr>
-          <w:rFonts w:ascii="Times New Roman" w:hAnsi="Times New Roman" w:cs="Times New Roman"/>
-          <w:sz w:val="28"/>
-          <w:szCs w:val="28"/>
-        </w:rPr>
-      </w:pPr>
-    </w:p>
-    <w:p>
-      <w:pPr>
-        <w:ind w:firstLine="708"/>
-        <w:rPr>
-          <w:rFonts w:ascii="Times New Roman" w:hAnsi="Times New Roman" w:cs="Times New Roman"/>
-          <w:sz w:val="28"/>
-          <w:szCs w:val="28"/>
-        </w:rPr>
-      </w:pPr>
-    </w:p>
+    <w:p/>
+    <w:p/>
+    <w:p/>
     <w:p>
       <w:pPr>
         <w:pStyle w:val="1"/>
       </w:pPr>
-    </w:p>
-    <w:p>
-      <w:pPr>
-        <w:pStyle w:val="1"/>
-      </w:pPr>
-      <w:bookmarkStart w:id="6" w:name="_Toc123838971"/>
-      <w:r>
-        <w:t>Листинг кода</w:t>
-      </w:r>
-      <w:bookmarkEnd w:id="6"/>
-    </w:p>
-    <w:p>
-      <w:pPr>
-        <w:rPr>
-          <w:rFonts w:ascii="Times New Roman" w:hAnsi="Times New Roman" w:cs="Times New Roman"/>
-          <w:sz w:val="28"/>
-          <w:szCs w:val="28"/>
-        </w:rPr>
-      </w:pPr>
-      <w:r>
-        <w:rPr>
-          <w:rFonts w:ascii="Times New Roman" w:hAnsi="Times New Roman" w:cs="Times New Roman"/>
-          <w:sz w:val="28"/>
-          <w:szCs w:val="28"/>
-        </w:rPr>
+      <w:r>
+        <w:lastRenderedPageBreak/>
+        <w:t>Результаты работы</w:t>
+      </w:r>
+    </w:p>
+    <w:p/>
+    <w:p>
+      <w:r>
         <w:drawing>
-          <wp:inline distT="0" distB="0" distL="0" distR="0" wp14:anchorId="3F39DA0A" wp14:editId="0C77AE61">
-            <wp:extent cx="6120130" cy="3035746"/>
-            <wp:effectExtent l="0" t="0" r="0" b="0"/>
-            <wp:docPr id="4" name="Рисунок 4"/>
+          <wp:inline distT="0" distB="0" distL="0" distR="0" wp14:anchorId="12C8D87B" wp14:editId="18035C0A">
+            <wp:extent cx="6120130" cy="2799506"/>
+            <wp:effectExtent l="0" t="0" r="0" b="1270"/>
+            <wp:docPr id="17" name="Рисунок 17"/>
             <wp:cNvGraphicFramePr>
               <a:graphicFrameLocks xmlns:a="http://schemas.openxmlformats.org/drawingml/2006/main" noChangeAspect="1"/>
             </wp:cNvGraphicFramePr>
@@ -3770,7 +3681,7 @@
                   <pic:spPr>
                     <a:xfrm>
                       <a:off x="0" y="0"/>
-                      <a:ext cx="6120130" cy="3035746"/>
+                      <a:ext cx="6120130" cy="2799506"/>
                     </a:xfrm>
                     <a:prstGeom prst="rect">
                       <a:avLst/>
@@ -3784,24 +3695,12 @@
       </w:r>
     </w:p>
     <w:p>
-      <w:pPr>
-        <w:rPr>
-          <w:rFonts w:ascii="Times New Roman" w:hAnsi="Times New Roman" w:cs="Times New Roman"/>
-          <w:sz w:val="28"/>
-          <w:szCs w:val="28"/>
-        </w:rPr>
-      </w:pPr>
-      <w:r>
-        <w:rPr>
-          <w:rFonts w:ascii="Times New Roman" w:hAnsi="Times New Roman" w:cs="Times New Roman"/>
-          <w:sz w:val="28"/>
-          <w:szCs w:val="28"/>
-        </w:rPr>
+      <w:r>
         <w:drawing>
-          <wp:inline distT="0" distB="0" distL="0" distR="0" wp14:anchorId="54B0DC74" wp14:editId="7236A89C">
-            <wp:extent cx="6120130" cy="3933332"/>
+          <wp:inline distT="0" distB="0" distL="0" distR="0" wp14:anchorId="70F7F73D" wp14:editId="21FD8ECF">
+            <wp:extent cx="6120130" cy="4481610"/>
             <wp:effectExtent l="0" t="0" r="0" b="0"/>
-            <wp:docPr id="5" name="Рисунок 5"/>
+            <wp:docPr id="19" name="Рисунок 19"/>
             <wp:cNvGraphicFramePr>
               <a:graphicFrameLocks xmlns:a="http://schemas.openxmlformats.org/drawingml/2006/main" noChangeAspect="1"/>
             </wp:cNvGraphicFramePr>
@@ -3821,7 +3720,7 @@
                   <pic:spPr>
                     <a:xfrm>
                       <a:off x="0" y="0"/>
-                      <a:ext cx="6120130" cy="3933332"/>
+                      <a:ext cx="6120130" cy="4481610"/>
                     </a:xfrm>
                     <a:prstGeom prst="rect">
                       <a:avLst/>
@@ -3834,26 +3733,131 @@
         </w:drawing>
       </w:r>
     </w:p>
-    <w:p>
-      <w:pPr>
-        <w:rPr>
-          <w:rFonts w:ascii="Times New Roman" w:hAnsi="Times New Roman" w:cs="Times New Roman"/>
-          <w:sz w:val="28"/>
-          <w:szCs w:val="28"/>
-        </w:rPr>
-      </w:pPr>
-      <w:r>
-        <w:rPr>
-          <w:rFonts w:ascii="Times New Roman" w:hAnsi="Times New Roman" w:cs="Times New Roman"/>
-          <w:sz w:val="28"/>
-          <w:szCs w:val="28"/>
-        </w:rPr>
+    <w:p/>
+    <w:p/>
+    <w:p/>
+    <w:p/>
+    <w:p>
+      <w:pPr>
+        <w:pStyle w:val="1"/>
+        <w:rPr>
+          <w:rFonts w:ascii="Times New Roman" w:hAnsi="Times New Roman" w:cs="Times New Roman"/>
+        </w:rPr>
+      </w:pPr>
+      <w:bookmarkStart w:id="5" w:name="_Toc123838970"/>
+      <w:r>
+        <w:rPr>
+          <w:rFonts w:ascii="Times New Roman" w:hAnsi="Times New Roman" w:cs="Times New Roman"/>
+        </w:rPr>
+        <w:t>Вывод</w:t>
+      </w:r>
+      <w:bookmarkEnd w:id="5"/>
+    </w:p>
+    <w:p/>
+    <w:p>
+      <w:pPr>
+        <w:ind w:firstLine="708"/>
+        <w:rPr>
+          <w:rFonts w:ascii="Times New Roman" w:hAnsi="Times New Roman" w:cs="Times New Roman"/>
+          <w:sz w:val="28"/>
+          <w:szCs w:val="28"/>
+        </w:rPr>
+      </w:pPr>
+      <w:r>
+        <w:rPr>
+          <w:rFonts w:ascii="Times New Roman" w:hAnsi="Times New Roman" w:cs="Times New Roman"/>
+          <w:sz w:val="28"/>
+          <w:szCs w:val="28"/>
+        </w:rPr>
+        <w:t>Программа ,получающая на вход координаты и кол-во клеток доски, а также кол-во фигур уже стоящих и требуемых на расстановку, выполняет условия и выводит в выводящий файл, консоль и итоговое окно интерпретатора всевозможные решения.</w:t>
+      </w:r>
+      <w:r>
+        <w:rPr>
+          <w:rFonts w:ascii="Times New Roman" w:hAnsi="Times New Roman" w:cs="Times New Roman"/>
+          <w:sz w:val="28"/>
+          <w:szCs w:val="28"/>
+        </w:rPr>
+        <w:t>.</w:t>
+      </w:r>
+    </w:p>
+    <w:p>
+      <w:pPr>
+        <w:ind w:firstLine="708"/>
+        <w:rPr>
+          <w:rFonts w:ascii="Times New Roman" w:hAnsi="Times New Roman" w:cs="Times New Roman"/>
+          <w:sz w:val="28"/>
+          <w:szCs w:val="28"/>
+        </w:rPr>
+      </w:pPr>
+    </w:p>
+    <w:p>
+      <w:pPr>
+        <w:ind w:firstLine="708"/>
+        <w:rPr>
+          <w:rFonts w:ascii="Times New Roman" w:hAnsi="Times New Roman" w:cs="Times New Roman"/>
+          <w:sz w:val="28"/>
+          <w:szCs w:val="28"/>
+        </w:rPr>
+      </w:pPr>
+    </w:p>
+    <w:p>
+      <w:pPr>
+        <w:pStyle w:val="1"/>
+      </w:pPr>
+    </w:p>
+    <w:p>
+      <w:pPr>
+        <w:pStyle w:val="1"/>
+      </w:pPr>
+      <w:bookmarkStart w:id="6" w:name="_Toc123838971"/>
+    </w:p>
+    <w:p>
+      <w:pPr>
+        <w:pStyle w:val="1"/>
+      </w:pPr>
+    </w:p>
+    <w:p>
+      <w:pPr>
+        <w:pStyle w:val="1"/>
+      </w:pPr>
+    </w:p>
+    <w:p>
+      <w:pPr>
+        <w:pStyle w:val="1"/>
+      </w:pPr>
+    </w:p>
+    <w:p/>
+    <w:p>
+      <w:pPr>
+        <w:pStyle w:val="1"/>
+      </w:pPr>
+      <w:r>
         <w:lastRenderedPageBreak/>
+        <w:t>Листинг кода</w:t>
+      </w:r>
+      <w:bookmarkEnd w:id="6"/>
+    </w:p>
+    <w:p>
+      <w:pPr>
+        <w:rPr>
+          <w:rFonts w:ascii="Times New Roman" w:hAnsi="Times New Roman" w:cs="Times New Roman"/>
+          <w:sz w:val="28"/>
+          <w:szCs w:val="28"/>
+        </w:rPr>
+      </w:pPr>
+      <w:r>
+        <w:rPr>
+          <w:rFonts w:ascii="Times New Roman" w:hAnsi="Times New Roman" w:cs="Times New Roman"/>
+          <w:noProof/>
+          <w:sz w:val="28"/>
+          <w:szCs w:val="28"/>
+          <w:lang w:eastAsia="ru-RU"/>
+        </w:rPr>
         <w:drawing>
-          <wp:inline distT="0" distB="0" distL="0" distR="0" wp14:anchorId="25205A28" wp14:editId="255816E7">
-            <wp:extent cx="6120130" cy="3635821"/>
-            <wp:effectExtent l="0" t="0" r="0" b="3175"/>
-            <wp:docPr id="6" name="Рисунок 6"/>
+          <wp:inline distT="0" distB="0" distL="0" distR="0" wp14:anchorId="3F39DA0A" wp14:editId="0C77AE61">
+            <wp:extent cx="6120130" cy="3035746"/>
+            <wp:effectExtent l="0" t="0" r="0" b="0"/>
+            <wp:docPr id="4" name="Рисунок 4"/>
             <wp:cNvGraphicFramePr>
               <a:graphicFrameLocks xmlns:a="http://schemas.openxmlformats.org/drawingml/2006/main" noChangeAspect="1"/>
             </wp:cNvGraphicFramePr>
@@ -3873,7 +3877,7 @@
                   <pic:spPr>
                     <a:xfrm>
                       <a:off x="0" y="0"/>
-                      <a:ext cx="6120130" cy="3635821"/>
+                      <a:ext cx="6120130" cy="3035746"/>
                     </a:xfrm>
                     <a:prstGeom prst="rect">
                       <a:avLst/>
@@ -3897,14 +3901,16 @@
       <w:r>
         <w:rPr>
           <w:rFonts w:ascii="Times New Roman" w:hAnsi="Times New Roman" w:cs="Times New Roman"/>
-          <w:sz w:val="28"/>
-          <w:szCs w:val="28"/>
+          <w:noProof/>
+          <w:sz w:val="28"/>
+          <w:szCs w:val="28"/>
+          <w:lang w:eastAsia="ru-RU"/>
         </w:rPr>
         <w:drawing>
-          <wp:inline distT="0" distB="0" distL="0" distR="0" wp14:anchorId="48573719" wp14:editId="23777675">
-            <wp:extent cx="6120130" cy="3498120"/>
-            <wp:effectExtent l="0" t="0" r="0" b="7620"/>
-            <wp:docPr id="7" name="Рисунок 7"/>
+          <wp:inline distT="0" distB="0" distL="0" distR="0" wp14:anchorId="54B0DC74" wp14:editId="7236A89C">
+            <wp:extent cx="6120130" cy="3933332"/>
+            <wp:effectExtent l="0" t="0" r="0" b="0"/>
+            <wp:docPr id="5" name="Рисунок 5"/>
             <wp:cNvGraphicFramePr>
               <a:graphicFrameLocks xmlns:a="http://schemas.openxmlformats.org/drawingml/2006/main" noChangeAspect="1"/>
             </wp:cNvGraphicFramePr>
@@ -3924,7 +3930,7 @@
                   <pic:spPr>
                     <a:xfrm>
                       <a:off x="0" y="0"/>
-                      <a:ext cx="6120130" cy="3498120"/>
+                      <a:ext cx="6120130" cy="3933332"/>
                     </a:xfrm>
                     <a:prstGeom prst="rect">
                       <a:avLst/>
@@ -3948,15 +3954,17 @@
       <w:r>
         <w:rPr>
           <w:rFonts w:ascii="Times New Roman" w:hAnsi="Times New Roman" w:cs="Times New Roman"/>
-          <w:sz w:val="28"/>
-          <w:szCs w:val="28"/>
+          <w:noProof/>
+          <w:sz w:val="28"/>
+          <w:szCs w:val="28"/>
+          <w:lang w:eastAsia="ru-RU"/>
         </w:rPr>
         <w:lastRenderedPageBreak/>
         <w:drawing>
-          <wp:inline distT="0" distB="0" distL="0" distR="0" wp14:anchorId="465FC96E" wp14:editId="6647F580">
-            <wp:extent cx="6120130" cy="1735795"/>
-            <wp:effectExtent l="0" t="0" r="0" b="0"/>
-            <wp:docPr id="14" name="Рисунок 14"/>
+          <wp:inline distT="0" distB="0" distL="0" distR="0" wp14:anchorId="25205A28" wp14:editId="255816E7">
+            <wp:extent cx="6120130" cy="3635821"/>
+            <wp:effectExtent l="0" t="0" r="0" b="3175"/>
+            <wp:docPr id="6" name="Рисунок 6"/>
             <wp:cNvGraphicFramePr>
               <a:graphicFrameLocks xmlns:a="http://schemas.openxmlformats.org/drawingml/2006/main" noChangeAspect="1"/>
             </wp:cNvGraphicFramePr>
@@ -3976,6 +3984,113 @@
                   <pic:spPr>
                     <a:xfrm>
                       <a:off x="0" y="0"/>
+                      <a:ext cx="6120130" cy="3635821"/>
+                    </a:xfrm>
+                    <a:prstGeom prst="rect">
+                      <a:avLst/>
+                    </a:prstGeom>
+                  </pic:spPr>
+                </pic:pic>
+              </a:graphicData>
+            </a:graphic>
+          </wp:inline>
+        </w:drawing>
+      </w:r>
+    </w:p>
+    <w:p>
+      <w:pPr>
+        <w:rPr>
+          <w:rFonts w:ascii="Times New Roman" w:hAnsi="Times New Roman" w:cs="Times New Roman"/>
+          <w:sz w:val="28"/>
+          <w:szCs w:val="28"/>
+        </w:rPr>
+      </w:pPr>
+      <w:r>
+        <w:rPr>
+          <w:rFonts w:ascii="Times New Roman" w:hAnsi="Times New Roman" w:cs="Times New Roman"/>
+          <w:noProof/>
+          <w:sz w:val="28"/>
+          <w:szCs w:val="28"/>
+          <w:lang w:eastAsia="ru-RU"/>
+        </w:rPr>
+        <w:drawing>
+          <wp:inline distT="0" distB="0" distL="0" distR="0" wp14:anchorId="48573719" wp14:editId="23777675">
+            <wp:extent cx="6120130" cy="3498120"/>
+            <wp:effectExtent l="0" t="0" r="0" b="7620"/>
+            <wp:docPr id="7" name="Рисунок 7"/>
+            <wp:cNvGraphicFramePr>
+              <a:graphicFrameLocks xmlns:a="http://schemas.openxmlformats.org/drawingml/2006/main" noChangeAspect="1"/>
+            </wp:cNvGraphicFramePr>
+            <a:graphic xmlns:a="http://schemas.openxmlformats.org/drawingml/2006/main">
+              <a:graphicData uri="http://schemas.openxmlformats.org/drawingml/2006/picture">
+                <pic:pic xmlns:pic="http://schemas.openxmlformats.org/drawingml/2006/picture">
+                  <pic:nvPicPr>
+                    <pic:cNvPr id="0" name=""/>
+                    <pic:cNvPicPr/>
+                  </pic:nvPicPr>
+                  <pic:blipFill>
+                    <a:blip r:embed="rId26"/>
+                    <a:stretch>
+                      <a:fillRect/>
+                    </a:stretch>
+                  </pic:blipFill>
+                  <pic:spPr>
+                    <a:xfrm>
+                      <a:off x="0" y="0"/>
+                      <a:ext cx="6120130" cy="3498120"/>
+                    </a:xfrm>
+                    <a:prstGeom prst="rect">
+                      <a:avLst/>
+                    </a:prstGeom>
+                  </pic:spPr>
+                </pic:pic>
+              </a:graphicData>
+            </a:graphic>
+          </wp:inline>
+        </w:drawing>
+      </w:r>
+    </w:p>
+    <w:p>
+      <w:pPr>
+        <w:rPr>
+          <w:rFonts w:ascii="Times New Roman" w:hAnsi="Times New Roman" w:cs="Times New Roman"/>
+          <w:sz w:val="28"/>
+          <w:szCs w:val="28"/>
+        </w:rPr>
+      </w:pPr>
+      <w:r>
+        <w:rPr>
+          <w:rFonts w:ascii="Times New Roman" w:hAnsi="Times New Roman" w:cs="Times New Roman"/>
+          <w:noProof/>
+          <w:sz w:val="28"/>
+          <w:szCs w:val="28"/>
+          <w:lang w:eastAsia="ru-RU"/>
+        </w:rPr>
+        <w:lastRenderedPageBreak/>
+        <w:drawing>
+          <wp:inline distT="0" distB="0" distL="0" distR="0" wp14:anchorId="465FC96E" wp14:editId="6647F580">
+            <wp:extent cx="6120130" cy="1735795"/>
+            <wp:effectExtent l="0" t="0" r="0" b="0"/>
+            <wp:docPr id="14" name="Рисунок 14"/>
+            <wp:cNvGraphicFramePr>
+              <a:graphicFrameLocks xmlns:a="http://schemas.openxmlformats.org/drawingml/2006/main" noChangeAspect="1"/>
+            </wp:cNvGraphicFramePr>
+            <a:graphic xmlns:a="http://schemas.openxmlformats.org/drawingml/2006/main">
+              <a:graphicData uri="http://schemas.openxmlformats.org/drawingml/2006/picture">
+                <pic:pic xmlns:pic="http://schemas.openxmlformats.org/drawingml/2006/picture">
+                  <pic:nvPicPr>
+                    <pic:cNvPr id="0" name=""/>
+                    <pic:cNvPicPr/>
+                  </pic:nvPicPr>
+                  <pic:blipFill>
+                    <a:blip r:embed="rId27"/>
+                    <a:stretch>
+                      <a:fillRect/>
+                    </a:stretch>
+                  </pic:blipFill>
+                  <pic:spPr>
+                    <a:xfrm>
+                      <a:off x="0" y="0"/>
                       <a:ext cx="6120130" cy="1735795"/>
                     </a:xfrm>
                     <a:prstGeom prst="rect">
@@ -4024,8 +4139,6 @@
           <w:szCs w:val="28"/>
         </w:rPr>
       </w:pPr>
-      <w:bookmarkStart w:id="7" w:name="_GoBack"/>
-      <w:bookmarkEnd w:id="7"/>
     </w:p>
     <w:p>
       <w:pPr>
@@ -4127,7 +4240,7 @@
       </w:pPr>
     </w:p>
     <w:sectPr>
-      <w:footerReference w:type="default" r:id="rId26"/>
+      <w:footerReference w:type="default" r:id="rId28"/>
       <w:pgSz w:w="11906" w:h="16838"/>
       <w:pgMar w:top="1134" w:right="567" w:bottom="1134" w:left="1701" w:header="709" w:footer="709" w:gutter="0"/>
       <w:pgNumType w:start="1"/>
@@ -4194,7 +4307,7 @@
           <w:rPr>
             <w:noProof/>
           </w:rPr>
-          <w:t>10</w:t>
+          <w:t>3</w:t>
         </w:r>
         <w:r>
           <w:fldChar w:fldCharType="end"/>
@@ -6317,7 +6430,7 @@
 </file>
 
 <file path=customXml/itemProps1.xml><?xml version="1.0" encoding="utf-8"?>
-<ds:datastoreItem xmlns:ds="http://schemas.openxmlformats.org/officeDocument/2006/customXml" ds:itemID="{1F29F32F-B418-49EF-B751-662D64CE235E}">
+<ds:datastoreItem xmlns:ds="http://schemas.openxmlformats.org/officeDocument/2006/customXml" ds:itemID="{CF35D2DB-2AC2-464C-BA4B-F486AEE687FF}">
   <ds:schemaRefs>
     <ds:schemaRef ds:uri="http://schemas.openxmlformats.org/officeDocument/2006/bibliography"/>
   </ds:schemaRefs>

--- a/Лабораторные работы/2 я Лабораторная/2 лаба.docx
+++ b/Лабораторные работы/2 я Лабораторная/2 лаба.docx
@@ -434,8 +434,6 @@
           <w:szCs w:val="28"/>
         </w:rPr>
       </w:pPr>
-      <w:bookmarkStart w:id="0" w:name="_GoBack"/>
-      <w:bookmarkEnd w:id="0"/>
     </w:p>
     <w:p>
       <w:pPr>
@@ -1325,8 +1323,8 @@
       <w:pPr>
         <w:pStyle w:val="1"/>
       </w:pPr>
-      <w:bookmarkStart w:id="1" w:name="_Toc123838966"/>
-      <w:bookmarkStart w:id="2" w:name="_Toc123657277"/>
+      <w:bookmarkStart w:id="0" w:name="_Toc123838966"/>
+      <w:bookmarkStart w:id="1" w:name="_Toc123657277"/>
       <w:r>
         <w:lastRenderedPageBreak/>
         <w:t>Ц</w:t>
@@ -1337,7 +1335,7 @@
       <w:r>
         <w:t xml:space="preserve"> работы</w:t>
       </w:r>
-      <w:bookmarkEnd w:id="1"/>
+      <w:bookmarkEnd w:id="0"/>
     </w:p>
     <w:p/>
     <w:p>
@@ -1473,8 +1471,8 @@
       <w:pPr>
         <w:pStyle w:val="1"/>
       </w:pPr>
-      <w:bookmarkStart w:id="3" w:name="_Toc123838967"/>
-      <w:bookmarkEnd w:id="2"/>
+      <w:bookmarkStart w:id="2" w:name="_Toc123838967"/>
+      <w:bookmarkEnd w:id="1"/>
     </w:p>
     <w:p>
       <w:pPr>
@@ -1504,7 +1502,7 @@
         <w:lastRenderedPageBreak/>
         <w:t>Формулировка задания</w:t>
       </w:r>
-      <w:bookmarkEnd w:id="3"/>
+      <w:bookmarkEnd w:id="2"/>
     </w:p>
     <w:p/>
     <w:p>
@@ -1813,7 +1811,7 @@
           <w:rFonts w:ascii="Times New Roman" w:hAnsi="Times New Roman" w:cs="Times New Roman"/>
         </w:rPr>
       </w:pPr>
-      <w:bookmarkStart w:id="4" w:name="_Toc123838968"/>
+      <w:bookmarkStart w:id="3" w:name="_Toc123838968"/>
       <w:r>
         <w:rPr>
           <w:rFonts w:ascii="Times New Roman" w:hAnsi="Times New Roman" w:cs="Times New Roman"/>
@@ -1821,7 +1819,7 @@
         <w:lastRenderedPageBreak/>
         <w:t>Ход работы</w:t>
       </w:r>
-      <w:bookmarkEnd w:id="4"/>
+      <w:bookmarkEnd w:id="3"/>
     </w:p>
     <w:p>
       <w:pPr>
@@ -3089,16 +3087,14 @@
       <w:r>
         <w:rPr>
           <w:rFonts w:ascii="Times New Roman" w:hAnsi="Times New Roman" w:cs="Times New Roman"/>
-          <w:noProof/>
-          <w:sz w:val="28"/>
-          <w:szCs w:val="28"/>
-          <w:lang w:eastAsia="ru-RU"/>
+          <w:sz w:val="28"/>
+          <w:szCs w:val="28"/>
         </w:rPr>
         <w:drawing>
-          <wp:inline distT="0" distB="0" distL="0" distR="0" wp14:anchorId="2CB0D238" wp14:editId="37D3F613">
-            <wp:extent cx="6120130" cy="2167849"/>
-            <wp:effectExtent l="0" t="0" r="0" b="4445"/>
-            <wp:docPr id="15" name="Рисунок 15"/>
+          <wp:inline distT="0" distB="0" distL="0" distR="0" wp14:anchorId="10B96975" wp14:editId="3CC22E49">
+            <wp:extent cx="6120130" cy="2159006"/>
+            <wp:effectExtent l="0" t="0" r="0" b="0"/>
+            <wp:docPr id="26" name="Рисунок 26"/>
             <wp:cNvGraphicFramePr>
               <a:graphicFrameLocks xmlns:a="http://schemas.openxmlformats.org/drawingml/2006/main" noChangeAspect="1"/>
             </wp:cNvGraphicFramePr>
@@ -3118,7 +3114,7 @@
                   <pic:spPr>
                     <a:xfrm>
                       <a:off x="0" y="0"/>
-                      <a:ext cx="6120130" cy="2167849"/>
+                      <a:ext cx="6120130" cy="2159006"/>
                     </a:xfrm>
                     <a:prstGeom prst="rect">
                       <a:avLst/>
@@ -3145,7 +3141,32 @@
           <w:sz w:val="28"/>
           <w:szCs w:val="28"/>
         </w:rPr>
-        <w:t>Функция , которая получает решение и выводит его.</w:t>
+        <w:t>Функция , которая получает решение и выводит его</w:t>
+      </w:r>
+      <w:r>
+        <w:rPr>
+          <w:rFonts w:ascii="Times New Roman" w:hAnsi="Times New Roman" w:cs="Times New Roman"/>
+          <w:sz w:val="28"/>
+          <w:szCs w:val="28"/>
+        </w:rPr>
+        <w:t xml:space="preserve">, проверяя при этом , какой </w:t>
+      </w:r>
+      <w:r>
+        <w:rPr>
+          <w:rFonts w:ascii="Times New Roman" w:hAnsi="Times New Roman" w:cs="Times New Roman"/>
+          <w:sz w:val="28"/>
+          <w:szCs w:val="28"/>
+          <w:lang w:val="en-US"/>
+        </w:rPr>
+        <w:t>L</w:t>
+      </w:r>
+      <w:r>
+        <w:rPr>
+          <w:rFonts w:ascii="Times New Roman" w:hAnsi="Times New Roman" w:cs="Times New Roman"/>
+          <w:sz w:val="28"/>
+          <w:szCs w:val="28"/>
+        </w:rPr>
+        <w:t>.</w:t>
       </w:r>
     </w:p>
     <w:p>
@@ -3275,6 +3296,7 @@
           <w:sz w:val="28"/>
           <w:szCs w:val="28"/>
         </w:rPr>
+        <w:lastRenderedPageBreak/>
         <w:t xml:space="preserve">Если в </w:t>
       </w:r>
       <w:r>
@@ -3509,16 +3531,14 @@
       <w:r>
         <w:rPr>
           <w:rFonts w:ascii="Times New Roman" w:hAnsi="Times New Roman" w:cs="Times New Roman"/>
-          <w:noProof/>
-          <w:sz w:val="28"/>
-          <w:szCs w:val="28"/>
-          <w:lang w:eastAsia="ru-RU"/>
+          <w:sz w:val="28"/>
+          <w:szCs w:val="28"/>
         </w:rPr>
         <w:drawing>
-          <wp:inline distT="0" distB="0" distL="0" distR="0" wp14:anchorId="71E0FA3F" wp14:editId="4D67198A">
-            <wp:extent cx="6120130" cy="1600620"/>
+          <wp:inline distT="0" distB="0" distL="0" distR="0" wp14:anchorId="43572095" wp14:editId="5B61F3D2">
+            <wp:extent cx="6120130" cy="2232909"/>
             <wp:effectExtent l="0" t="0" r="0" b="0"/>
-            <wp:docPr id="18" name="Рисунок 18"/>
+            <wp:docPr id="25" name="Рисунок 25"/>
             <wp:cNvGraphicFramePr>
               <a:graphicFrameLocks xmlns:a="http://schemas.openxmlformats.org/drawingml/2006/main" noChangeAspect="1"/>
             </wp:cNvGraphicFramePr>
@@ -3538,7 +3558,7 @@
                   <pic:spPr>
                     <a:xfrm>
                       <a:off x="0" y="0"/>
-                      <a:ext cx="6120130" cy="1600620"/>
+                      <a:ext cx="6120130" cy="2232909"/>
                     </a:xfrm>
                     <a:prstGeom prst="rect">
                       <a:avLst/>
@@ -3559,47 +3579,31 @@
           <w:szCs w:val="28"/>
         </w:rPr>
       </w:pPr>
-    </w:p>
-    <w:p>
-      <w:pPr>
-        <w:rPr>
-          <w:rFonts w:ascii="Times New Roman" w:hAnsi="Times New Roman" w:cs="Times New Roman"/>
-          <w:sz w:val="28"/>
-          <w:szCs w:val="28"/>
-        </w:rPr>
-      </w:pPr>
-      <w:r>
-        <w:rPr>
-          <w:rFonts w:ascii="Times New Roman" w:hAnsi="Times New Roman" w:cs="Times New Roman"/>
-          <w:sz w:val="28"/>
-          <w:szCs w:val="28"/>
-        </w:rPr>
-        <w:t>Здесь происходит чтение файла, сортировка по</w:t>
-      </w:r>
-      <w:r>
-        <w:rPr>
-          <w:rFonts w:ascii="Times New Roman" w:hAnsi="Times New Roman" w:cs="Times New Roman"/>
-          <w:sz w:val="28"/>
-          <w:szCs w:val="28"/>
-        </w:rPr>
-        <w:t xml:space="preserve"> </w:t>
-      </w:r>
-      <w:r>
-        <w:rPr>
-          <w:rFonts w:ascii="Times New Roman" w:hAnsi="Times New Roman" w:cs="Times New Roman"/>
-          <w:sz w:val="28"/>
-          <w:szCs w:val="28"/>
-          <w:lang w:val="en-US"/>
-        </w:rPr>
-        <w:t>x</w:t>
-      </w:r>
-      <w:r>
-        <w:rPr>
-          <w:rFonts w:ascii="Times New Roman" w:hAnsi="Times New Roman" w:cs="Times New Roman"/>
-          <w:sz w:val="28"/>
-          <w:szCs w:val="28"/>
-        </w:rPr>
-        <w:t xml:space="preserve">, и удаление дубликатов. Общий результат записывается в </w:t>
+      <w:r>
+        <w:rPr>
+          <w:rFonts w:ascii="Times New Roman" w:hAnsi="Times New Roman" w:cs="Times New Roman"/>
+          <w:sz w:val="28"/>
+          <w:szCs w:val="28"/>
+        </w:rPr>
+        <w:t>Здесь происх</w:t>
+      </w:r>
+      <w:r>
+        <w:rPr>
+          <w:rFonts w:ascii="Times New Roman" w:hAnsi="Times New Roman" w:cs="Times New Roman"/>
+          <w:sz w:val="28"/>
+          <w:szCs w:val="28"/>
+        </w:rPr>
+        <w:t xml:space="preserve">одит чтение файла, сортировка </w:t>
+      </w:r>
+      <w:bookmarkStart w:id="4" w:name="_GoBack"/>
+      <w:bookmarkEnd w:id="4"/>
+      <w:r>
+        <w:rPr>
+          <w:rFonts w:ascii="Times New Roman" w:hAnsi="Times New Roman" w:cs="Times New Roman"/>
+          <w:sz w:val="28"/>
+          <w:szCs w:val="28"/>
+        </w:rPr>
+        <w:t xml:space="preserve"> и удаление дубликатов. Общий результат записывается в </w:t>
       </w:r>
       <w:r>
         <w:rPr>
@@ -3650,13 +3654,16 @@
         <w:pStyle w:val="1"/>
       </w:pPr>
       <w:r>
-        <w:lastRenderedPageBreak/>
         <w:t>Результаты работы</w:t>
       </w:r>
     </w:p>
     <w:p/>
     <w:p>
       <w:r>
+        <w:rPr>
+          <w:noProof/>
+          <w:lang w:eastAsia="ru-RU"/>
+        </w:rPr>
         <w:drawing>
           <wp:inline distT="0" distB="0" distL="0" distR="0" wp14:anchorId="12C8D87B" wp14:editId="18035C0A">
             <wp:extent cx="6120130" cy="2799506"/>
@@ -3696,6 +3703,10 @@
     </w:p>
     <w:p>
       <w:r>
+        <w:rPr>
+          <w:noProof/>
+          <w:lang w:eastAsia="ru-RU"/>
+        </w:rPr>
         <w:drawing>
           <wp:inline distT="0" distB="0" distL="0" distR="0" wp14:anchorId="70F7F73D" wp14:editId="21FD8ECF">
             <wp:extent cx="6120130" cy="4481610"/>
@@ -3838,26 +3849,12 @@
       <w:bookmarkEnd w:id="6"/>
     </w:p>
     <w:p>
-      <w:pPr>
-        <w:rPr>
-          <w:rFonts w:ascii="Times New Roman" w:hAnsi="Times New Roman" w:cs="Times New Roman"/>
-          <w:sz w:val="28"/>
-          <w:szCs w:val="28"/>
-        </w:rPr>
-      </w:pPr>
-      <w:r>
-        <w:rPr>
-          <w:rFonts w:ascii="Times New Roman" w:hAnsi="Times New Roman" w:cs="Times New Roman"/>
-          <w:noProof/>
-          <w:sz w:val="28"/>
-          <w:szCs w:val="28"/>
-          <w:lang w:eastAsia="ru-RU"/>
-        </w:rPr>
+      <w:r>
         <w:drawing>
-          <wp:inline distT="0" distB="0" distL="0" distR="0" wp14:anchorId="3F39DA0A" wp14:editId="0C77AE61">
-            <wp:extent cx="6120130" cy="3035746"/>
-            <wp:effectExtent l="0" t="0" r="0" b="0"/>
-            <wp:docPr id="4" name="Рисунок 4"/>
+          <wp:inline distT="0" distB="0" distL="0" distR="0" wp14:anchorId="33F677E1" wp14:editId="3245A8F3">
+            <wp:extent cx="6120130" cy="4704585"/>
+            <wp:effectExtent l="0" t="0" r="0" b="1270"/>
+            <wp:docPr id="20" name="Рисунок 20"/>
             <wp:cNvGraphicFramePr>
               <a:graphicFrameLocks xmlns:a="http://schemas.openxmlformats.org/drawingml/2006/main" noChangeAspect="1"/>
             </wp:cNvGraphicFramePr>
@@ -3877,7 +3874,7 @@
                   <pic:spPr>
                     <a:xfrm>
                       <a:off x="0" y="0"/>
-                      <a:ext cx="6120130" cy="3035746"/>
+                      <a:ext cx="6120130" cy="4704585"/>
                     </a:xfrm>
                     <a:prstGeom prst="rect">
                       <a:avLst/>
@@ -3891,26 +3888,13 @@
       </w:r>
     </w:p>
     <w:p>
-      <w:pPr>
-        <w:rPr>
-          <w:rFonts w:ascii="Times New Roman" w:hAnsi="Times New Roman" w:cs="Times New Roman"/>
-          <w:sz w:val="28"/>
-          <w:szCs w:val="28"/>
-        </w:rPr>
-      </w:pPr>
-      <w:r>
-        <w:rPr>
-          <w:rFonts w:ascii="Times New Roman" w:hAnsi="Times New Roman" w:cs="Times New Roman"/>
-          <w:noProof/>
-          <w:sz w:val="28"/>
-          <w:szCs w:val="28"/>
-          <w:lang w:eastAsia="ru-RU"/>
-        </w:rPr>
+      <w:r>
+        <w:lastRenderedPageBreak/>
         <w:drawing>
-          <wp:inline distT="0" distB="0" distL="0" distR="0" wp14:anchorId="54B0DC74" wp14:editId="7236A89C">
-            <wp:extent cx="6120130" cy="3933332"/>
-            <wp:effectExtent l="0" t="0" r="0" b="0"/>
-            <wp:docPr id="5" name="Рисунок 5"/>
+          <wp:inline distT="0" distB="0" distL="0" distR="0" wp14:anchorId="72F287C7" wp14:editId="2B860A85">
+            <wp:extent cx="6120130" cy="6489018"/>
+            <wp:effectExtent l="0" t="0" r="0" b="7620"/>
+            <wp:docPr id="21" name="Рисунок 21"/>
             <wp:cNvGraphicFramePr>
               <a:graphicFrameLocks xmlns:a="http://schemas.openxmlformats.org/drawingml/2006/main" noChangeAspect="1"/>
             </wp:cNvGraphicFramePr>
@@ -3930,7 +3914,7 @@
                   <pic:spPr>
                     <a:xfrm>
                       <a:off x="0" y="0"/>
-                      <a:ext cx="6120130" cy="3933332"/>
+                      <a:ext cx="6120130" cy="6489018"/>
                     </a:xfrm>
                     <a:prstGeom prst="rect">
                       <a:avLst/>
@@ -3944,27 +3928,13 @@
       </w:r>
     </w:p>
     <w:p>
-      <w:pPr>
-        <w:rPr>
-          <w:rFonts w:ascii="Times New Roman" w:hAnsi="Times New Roman" w:cs="Times New Roman"/>
-          <w:sz w:val="28"/>
-          <w:szCs w:val="28"/>
-        </w:rPr>
-      </w:pPr>
-      <w:r>
-        <w:rPr>
-          <w:rFonts w:ascii="Times New Roman" w:hAnsi="Times New Roman" w:cs="Times New Roman"/>
-          <w:noProof/>
-          <w:sz w:val="28"/>
-          <w:szCs w:val="28"/>
-          <w:lang w:eastAsia="ru-RU"/>
-        </w:rPr>
+      <w:r>
         <w:lastRenderedPageBreak/>
         <w:drawing>
-          <wp:inline distT="0" distB="0" distL="0" distR="0" wp14:anchorId="25205A28" wp14:editId="255816E7">
-            <wp:extent cx="6120130" cy="3635821"/>
-            <wp:effectExtent l="0" t="0" r="0" b="3175"/>
-            <wp:docPr id="6" name="Рисунок 6"/>
+          <wp:inline distT="0" distB="0" distL="0" distR="0" wp14:anchorId="00830E59" wp14:editId="49B55936">
+            <wp:extent cx="6120130" cy="3542336"/>
+            <wp:effectExtent l="0" t="0" r="0" b="1270"/>
+            <wp:docPr id="22" name="Рисунок 22"/>
             <wp:cNvGraphicFramePr>
               <a:graphicFrameLocks xmlns:a="http://schemas.openxmlformats.org/drawingml/2006/main" noChangeAspect="1"/>
             </wp:cNvGraphicFramePr>
@@ -3984,7 +3954,7 @@
                   <pic:spPr>
                     <a:xfrm>
                       <a:off x="0" y="0"/>
-                      <a:ext cx="6120130" cy="3635821"/>
+                      <a:ext cx="6120130" cy="3542336"/>
                     </a:xfrm>
                     <a:prstGeom prst="rect">
                       <a:avLst/>
@@ -3998,26 +3968,12 @@
       </w:r>
     </w:p>
     <w:p>
-      <w:pPr>
-        <w:rPr>
-          <w:rFonts w:ascii="Times New Roman" w:hAnsi="Times New Roman" w:cs="Times New Roman"/>
-          <w:sz w:val="28"/>
-          <w:szCs w:val="28"/>
-        </w:rPr>
-      </w:pPr>
-      <w:r>
-        <w:rPr>
-          <w:rFonts w:ascii="Times New Roman" w:hAnsi="Times New Roman" w:cs="Times New Roman"/>
-          <w:noProof/>
-          <w:sz w:val="28"/>
-          <w:szCs w:val="28"/>
-          <w:lang w:eastAsia="ru-RU"/>
-        </w:rPr>
+      <w:r>
         <w:drawing>
-          <wp:inline distT="0" distB="0" distL="0" distR="0" wp14:anchorId="48573719" wp14:editId="23777675">
-            <wp:extent cx="6120130" cy="3498120"/>
-            <wp:effectExtent l="0" t="0" r="0" b="7620"/>
-            <wp:docPr id="7" name="Рисунок 7"/>
+          <wp:inline distT="0" distB="0" distL="0" distR="0" wp14:anchorId="1FC095BB" wp14:editId="54500743">
+            <wp:extent cx="6120130" cy="4060926"/>
+            <wp:effectExtent l="0" t="0" r="0" b="0"/>
+            <wp:docPr id="23" name="Рисунок 23"/>
             <wp:cNvGraphicFramePr>
               <a:graphicFrameLocks xmlns:a="http://schemas.openxmlformats.org/drawingml/2006/main" noChangeAspect="1"/>
             </wp:cNvGraphicFramePr>
@@ -4037,7 +3993,7 @@
                   <pic:spPr>
                     <a:xfrm>
                       <a:off x="0" y="0"/>
-                      <a:ext cx="6120130" cy="3498120"/>
+                      <a:ext cx="6120130" cy="4060926"/>
                     </a:xfrm>
                     <a:prstGeom prst="rect">
                       <a:avLst/>
@@ -4058,51 +4014,42 @@
           <w:szCs w:val="28"/>
         </w:rPr>
       </w:pPr>
-      <w:r>
-        <w:rPr>
-          <w:rFonts w:ascii="Times New Roman" w:hAnsi="Times New Roman" w:cs="Times New Roman"/>
-          <w:noProof/>
-          <w:sz w:val="28"/>
-          <w:szCs w:val="28"/>
-          <w:lang w:eastAsia="ru-RU"/>
-        </w:rPr>
-        <w:lastRenderedPageBreak/>
-        <w:drawing>
-          <wp:inline distT="0" distB="0" distL="0" distR="0" wp14:anchorId="465FC96E" wp14:editId="6647F580">
-            <wp:extent cx="6120130" cy="1735795"/>
-            <wp:effectExtent l="0" t="0" r="0" b="0"/>
-            <wp:docPr id="14" name="Рисунок 14"/>
-            <wp:cNvGraphicFramePr>
-              <a:graphicFrameLocks xmlns:a="http://schemas.openxmlformats.org/drawingml/2006/main" noChangeAspect="1"/>
-            </wp:cNvGraphicFramePr>
-            <a:graphic xmlns:a="http://schemas.openxmlformats.org/drawingml/2006/main">
-              <a:graphicData uri="http://schemas.openxmlformats.org/drawingml/2006/picture">
-                <pic:pic xmlns:pic="http://schemas.openxmlformats.org/drawingml/2006/picture">
-                  <pic:nvPicPr>
-                    <pic:cNvPr id="0" name=""/>
-                    <pic:cNvPicPr/>
-                  </pic:nvPicPr>
-                  <pic:blipFill>
-                    <a:blip r:embed="rId27"/>
-                    <a:stretch>
-                      <a:fillRect/>
-                    </a:stretch>
-                  </pic:blipFill>
-                  <pic:spPr>
-                    <a:xfrm>
-                      <a:off x="0" y="0"/>
-                      <a:ext cx="6120130" cy="1735795"/>
-                    </a:xfrm>
-                    <a:prstGeom prst="rect">
-                      <a:avLst/>
-                    </a:prstGeom>
-                  </pic:spPr>
-                </pic:pic>
-              </a:graphicData>
-            </a:graphic>
-          </wp:inline>
-        </w:drawing>
-      </w:r>
+    </w:p>
+    <w:p>
+      <w:pPr>
+        <w:rPr>
+          <w:rFonts w:ascii="Times New Roman" w:hAnsi="Times New Roman" w:cs="Times New Roman"/>
+          <w:sz w:val="28"/>
+          <w:szCs w:val="28"/>
+        </w:rPr>
+      </w:pPr>
+    </w:p>
+    <w:p>
+      <w:pPr>
+        <w:rPr>
+          <w:rFonts w:ascii="Times New Roman" w:hAnsi="Times New Roman" w:cs="Times New Roman"/>
+          <w:sz w:val="28"/>
+          <w:szCs w:val="28"/>
+        </w:rPr>
+      </w:pPr>
+    </w:p>
+    <w:p>
+      <w:pPr>
+        <w:rPr>
+          <w:rFonts w:ascii="Times New Roman" w:hAnsi="Times New Roman" w:cs="Times New Roman"/>
+          <w:sz w:val="28"/>
+          <w:szCs w:val="28"/>
+        </w:rPr>
+      </w:pPr>
+    </w:p>
+    <w:p>
+      <w:pPr>
+        <w:rPr>
+          <w:rFonts w:ascii="Times New Roman" w:hAnsi="Times New Roman" w:cs="Times New Roman"/>
+          <w:sz w:val="28"/>
+          <w:szCs w:val="28"/>
+        </w:rPr>
+      </w:pPr>
     </w:p>
     <w:p>
       <w:pPr>
@@ -4240,7 +4187,7 @@
       </w:pPr>
     </w:p>
     <w:sectPr>
-      <w:footerReference w:type="default" r:id="rId28"/>
+      <w:footerReference w:type="default" r:id="rId27"/>
       <w:pgSz w:w="11906" w:h="16838"/>
       <w:pgMar w:top="1134" w:right="567" w:bottom="1134" w:left="1701" w:header="709" w:footer="709" w:gutter="0"/>
       <w:pgNumType w:start="1"/>
@@ -4307,7 +4254,7 @@
           <w:rPr>
             <w:noProof/>
           </w:rPr>
-          <w:t>3</w:t>
+          <w:t>14</w:t>
         </w:r>
         <w:r>
           <w:fldChar w:fldCharType="end"/>
@@ -6430,7 +6377,7 @@
 </file>
 
 <file path=customXml/itemProps1.xml><?xml version="1.0" encoding="utf-8"?>
-<ds:datastoreItem xmlns:ds="http://schemas.openxmlformats.org/officeDocument/2006/customXml" ds:itemID="{CF35D2DB-2AC2-464C-BA4B-F486AEE687FF}">
+<ds:datastoreItem xmlns:ds="http://schemas.openxmlformats.org/officeDocument/2006/customXml" ds:itemID="{2553B755-5A69-47B3-A7FB-6CB909BB7C44}">
   <ds:schemaRefs>
     <ds:schemaRef ds:uri="http://schemas.openxmlformats.org/officeDocument/2006/bibliography"/>
   </ds:schemaRefs>

--- a/Лабораторные работы/2 я Лабораторная/2 лаба.docx
+++ b/Лабораторные работы/2 я Лабораторная/2 лаба.docx
@@ -1946,7 +1946,39 @@
           <w:sz w:val="28"/>
           <w:szCs w:val="28"/>
         </w:rPr>
-        <w:t xml:space="preserve"> соответственно длина доски(1 сторона(</w:t>
+        <w:t xml:space="preserve"> соответственно длина доски</w:t>
+      </w:r>
+      <w:r>
+        <w:rPr>
+          <w:rFonts w:ascii="Times New Roman" w:hAnsi="Times New Roman" w:cs="Times New Roman"/>
+          <w:sz w:val="28"/>
+          <w:szCs w:val="28"/>
+        </w:rPr>
+        <w:t xml:space="preserve"> </w:t>
+      </w:r>
+      <w:r>
+        <w:rPr>
+          <w:rFonts w:ascii="Times New Roman" w:hAnsi="Times New Roman" w:cs="Times New Roman"/>
+          <w:sz w:val="28"/>
+          <w:szCs w:val="28"/>
+        </w:rPr>
+        <w:t>(1 сторона</w:t>
+      </w:r>
+      <w:r>
+        <w:rPr>
+          <w:rFonts w:ascii="Times New Roman" w:hAnsi="Times New Roman" w:cs="Times New Roman"/>
+          <w:sz w:val="28"/>
+          <w:szCs w:val="28"/>
+        </w:rPr>
+        <w:t xml:space="preserve"> </w:t>
+      </w:r>
+      <w:r>
+        <w:rPr>
+          <w:rFonts w:ascii="Times New Roman" w:hAnsi="Times New Roman" w:cs="Times New Roman"/>
+          <w:sz w:val="28"/>
+          <w:szCs w:val="28"/>
+        </w:rPr>
+        <w:t>(</w:t>
       </w:r>
       <w:r>
         <w:rPr>
@@ -1988,7 +2020,23 @@
           <w:sz w:val="28"/>
           <w:szCs w:val="28"/>
         </w:rPr>
-        <w:t xml:space="preserve">по заданию)), кол-во фигур, которые нужно расставить и кол-во фигур, которые уже стоят на доске. При этом нужно не допустить бои фигур друг на друга. Нужно найти всевозможные решения. </w:t>
+        <w:t>по заданию)), кол-во фигур, которые нужно расставить и кол-во фигур, которые уже стоят на доске. При этом нужно не допустить бои фигур друг на друга. Нужно найти все</w:t>
+      </w:r>
+      <w:r>
+        <w:rPr>
+          <w:rFonts w:ascii="Times New Roman" w:hAnsi="Times New Roman" w:cs="Times New Roman"/>
+          <w:sz w:val="28"/>
+          <w:szCs w:val="28"/>
+        </w:rPr>
+        <w:t xml:space="preserve"> </w:t>
+      </w:r>
+      <w:r>
+        <w:rPr>
+          <w:rFonts w:ascii="Times New Roman" w:hAnsi="Times New Roman" w:cs="Times New Roman"/>
+          <w:sz w:val="28"/>
+          <w:szCs w:val="28"/>
+        </w:rPr>
+        <w:t xml:space="preserve">возможные решения. </w:t>
       </w:r>
     </w:p>
     <w:p>
@@ -2129,7 +2177,23 @@
           <w:sz w:val="28"/>
           <w:szCs w:val="28"/>
         </w:rPr>
-        <w:t xml:space="preserve">существующих координат, генератор свободных координат, генератор возможных координат(через роспись всевозможных действий с </w:t>
+        <w:t>существующих координат, генератор свободных координат, генератор возможных координат</w:t>
+      </w:r>
+      <w:r>
+        <w:rPr>
+          <w:rFonts w:ascii="Times New Roman" w:hAnsi="Times New Roman" w:cs="Times New Roman"/>
+          <w:sz w:val="28"/>
+          <w:szCs w:val="28"/>
+        </w:rPr>
+        <w:t xml:space="preserve"> </w:t>
+      </w:r>
+      <w:r>
+        <w:rPr>
+          <w:rFonts w:ascii="Times New Roman" w:hAnsi="Times New Roman" w:cs="Times New Roman"/>
+          <w:sz w:val="28"/>
+          <w:szCs w:val="28"/>
+        </w:rPr>
+        <w:t xml:space="preserve">(через роспись всевозможных действий с </w:t>
       </w:r>
       <w:r>
         <w:rPr>
@@ -2195,7 +2259,23 @@
           <w:sz w:val="28"/>
           <w:szCs w:val="28"/>
         </w:rPr>
-        <w:t xml:space="preserve">генератор возможных координат( учитывая свободные и возможные), </w:t>
+        <w:t>генератор возможных координат</w:t>
+      </w:r>
+      <w:r>
+        <w:rPr>
+          <w:rFonts w:ascii="Times New Roman" w:hAnsi="Times New Roman" w:cs="Times New Roman"/>
+          <w:sz w:val="28"/>
+          <w:szCs w:val="28"/>
+        </w:rPr>
+        <w:t xml:space="preserve"> (</w:t>
+      </w:r>
+      <w:r>
+        <w:rPr>
+          <w:rFonts w:ascii="Times New Roman" w:hAnsi="Times New Roman" w:cs="Times New Roman"/>
+          <w:sz w:val="28"/>
+          <w:szCs w:val="28"/>
+        </w:rPr>
+        <w:t xml:space="preserve">учитывая свободные и возможные), </w:t>
       </w:r>
       <w:r>
         <w:rPr>
@@ -2219,7 +2299,55 @@
           <w:sz w:val="28"/>
           <w:szCs w:val="28"/>
         </w:rPr>
-        <w:t xml:space="preserve"> ходы(для фигур на расставление), получение решений(на основе действий с генераторами), выводящий файл и вывод в консоль.</w:t>
+        <w:t xml:space="preserve"> ходы</w:t>
+      </w:r>
+      <w:r>
+        <w:rPr>
+          <w:rFonts w:ascii="Times New Roman" w:hAnsi="Times New Roman" w:cs="Times New Roman"/>
+          <w:sz w:val="28"/>
+          <w:szCs w:val="28"/>
+        </w:rPr>
+        <w:t xml:space="preserve"> </w:t>
+      </w:r>
+      <w:r>
+        <w:rPr>
+          <w:rFonts w:ascii="Times New Roman" w:hAnsi="Times New Roman" w:cs="Times New Roman"/>
+          <w:sz w:val="28"/>
+          <w:szCs w:val="28"/>
+        </w:rPr>
+        <w:t>(для фигур на расставление), получение решений</w:t>
+      </w:r>
+      <w:r>
+        <w:rPr>
+          <w:rFonts w:ascii="Times New Roman" w:hAnsi="Times New Roman" w:cs="Times New Roman"/>
+          <w:sz w:val="28"/>
+          <w:szCs w:val="28"/>
+        </w:rPr>
+        <w:t xml:space="preserve"> </w:t>
+      </w:r>
+      <w:r>
+        <w:rPr>
+          <w:rFonts w:ascii="Times New Roman" w:hAnsi="Times New Roman" w:cs="Times New Roman"/>
+          <w:sz w:val="28"/>
+          <w:szCs w:val="28"/>
+        </w:rPr>
+        <w:t>(на основе действий с генераторами), вывод</w:t>
+      </w:r>
+      <w:r>
+        <w:rPr>
+          <w:rFonts w:ascii="Times New Roman" w:hAnsi="Times New Roman" w:cs="Times New Roman"/>
+          <w:sz w:val="28"/>
+          <w:szCs w:val="28"/>
+        </w:rPr>
+        <w:t>ной</w:t>
+      </w:r>
+      <w:r>
+        <w:rPr>
+          <w:rFonts w:ascii="Times New Roman" w:hAnsi="Times New Roman" w:cs="Times New Roman"/>
+          <w:sz w:val="28"/>
+          <w:szCs w:val="28"/>
+        </w:rPr>
+        <w:t xml:space="preserve"> файл и вывод в консоль.</w:t>
       </w:r>
     </w:p>
     <w:p>
@@ -2229,6 +2357,7 @@
           <w:rFonts w:ascii="Times New Roman" w:hAnsi="Times New Roman" w:cs="Times New Roman"/>
           <w:sz w:val="28"/>
           <w:szCs w:val="28"/>
+          <w:lang w:val="en-US"/>
         </w:rPr>
       </w:pPr>
       <w:r>
@@ -2274,9 +2403,9 @@
         <w:t>)</w:t>
       </w:r>
     </w:p>
-    <w:p/>
-    <w:p>
-      <w:pPr>
+    <w:p>
+      <w:pPr>
+        <w:ind w:firstLine="708"/>
         <w:rPr>
           <w:rFonts w:ascii="Times New Roman" w:hAnsi="Times New Roman" w:cs="Times New Roman"/>
           <w:sz w:val="28"/>
@@ -2284,18 +2413,13 @@
           <w:lang w:val="en-US"/>
         </w:rPr>
       </w:pPr>
-      <w:r>
-        <w:rPr>
-          <w:rFonts w:ascii="Times New Roman" w:hAnsi="Times New Roman" w:cs="Times New Roman"/>
-          <w:noProof/>
-          <w:sz w:val="28"/>
-          <w:szCs w:val="28"/>
-          <w:lang w:eastAsia="ru-RU"/>
-        </w:rPr>
+    </w:p>
+    <w:p>
+      <w:r>
         <w:drawing>
-          <wp:inline distT="0" distB="0" distL="0" distR="0" wp14:anchorId="3E6DFF83" wp14:editId="22E0BD53">
-            <wp:extent cx="6120130" cy="1388383"/>
-            <wp:effectExtent l="0" t="0" r="0" b="2540"/>
+          <wp:inline distT="0" distB="0" distL="0" distR="0" wp14:anchorId="780AD723" wp14:editId="52EC5652">
+            <wp:extent cx="4502862" cy="2054431"/>
+            <wp:effectExtent l="0" t="0" r="0" b="3175"/>
             <wp:docPr id="1" name="Рисунок 1"/>
             <wp:cNvGraphicFramePr>
               <a:graphicFrameLocks xmlns:a="http://schemas.openxmlformats.org/drawingml/2006/main" noChangeAspect="1"/>
@@ -2316,7 +2440,7 @@
                   <pic:spPr>
                     <a:xfrm>
                       <a:off x="0" y="0"/>
-                      <a:ext cx="6120130" cy="1388383"/>
+                      <a:ext cx="4515220" cy="2060069"/>
                     </a:xfrm>
                     <a:prstGeom prst="rect">
                       <a:avLst/>
@@ -2344,7 +2468,39 @@
           <w:sz w:val="28"/>
           <w:szCs w:val="28"/>
         </w:rPr>
-        <w:t>Как уже говорилось это функция нужна для чтения файла и переноса чтения на следующую строку.</w:t>
+        <w:t xml:space="preserve">Как </w:t>
+      </w:r>
+      <w:r>
+        <w:rPr>
+          <w:rFonts w:ascii="Times New Roman" w:hAnsi="Times New Roman" w:cs="Times New Roman"/>
+          <w:sz w:val="28"/>
+          <w:szCs w:val="28"/>
+        </w:rPr>
+        <w:t>было выше сказано</w:t>
+      </w:r>
+      <w:r>
+        <w:rPr>
+          <w:rFonts w:ascii="Times New Roman" w:hAnsi="Times New Roman" w:cs="Times New Roman"/>
+          <w:sz w:val="28"/>
+          <w:szCs w:val="28"/>
+        </w:rPr>
+        <w:t>,</w:t>
+      </w:r>
+      <w:r>
+        <w:rPr>
+          <w:rFonts w:ascii="Times New Roman" w:hAnsi="Times New Roman" w:cs="Times New Roman"/>
+          <w:sz w:val="28"/>
+          <w:szCs w:val="28"/>
+        </w:rPr>
+        <w:t xml:space="preserve"> эта</w:t>
+      </w:r>
+      <w:r>
+        <w:rPr>
+          <w:rFonts w:ascii="Times New Roman" w:hAnsi="Times New Roman" w:cs="Times New Roman"/>
+          <w:sz w:val="28"/>
+          <w:szCs w:val="28"/>
+        </w:rPr>
+        <w:t xml:space="preserve"> функция нужна для чтения файла и переноса чтения на следующую строку.</w:t>
       </w:r>
     </w:p>
     <w:p>
@@ -2373,6 +2529,7 @@
           <w:szCs w:val="28"/>
           <w:lang w:eastAsia="ru-RU"/>
         </w:rPr>
+        <w:lastRenderedPageBreak/>
         <w:drawing>
           <wp:inline distT="0" distB="0" distL="0" distR="0" wp14:anchorId="03CBF209" wp14:editId="4210F133">
             <wp:extent cx="5668166" cy="743054"/>
@@ -2434,7 +2591,6 @@
           <w:sz w:val="28"/>
           <w:szCs w:val="28"/>
         </w:rPr>
-        <w:lastRenderedPageBreak/>
         <w:t>Определение (</w:t>
       </w:r>
       <w:r>
@@ -2698,7 +2854,23 @@
           <w:sz w:val="28"/>
           <w:szCs w:val="28"/>
         </w:rPr>
-        <w:t xml:space="preserve">Генерация свободных координат учитывая существующие координаты и </w:t>
+        <w:t>Генерация свободных координат</w:t>
+      </w:r>
+      <w:r>
+        <w:rPr>
+          <w:rFonts w:ascii="Times New Roman" w:hAnsi="Times New Roman" w:cs="Times New Roman"/>
+          <w:sz w:val="28"/>
+          <w:szCs w:val="28"/>
+        </w:rPr>
+        <w:t>,</w:t>
+      </w:r>
+      <w:r>
+        <w:rPr>
+          <w:rFonts w:ascii="Times New Roman" w:hAnsi="Times New Roman" w:cs="Times New Roman"/>
+          <w:sz w:val="28"/>
+          <w:szCs w:val="28"/>
+        </w:rPr>
+        <w:t xml:space="preserve"> учитывая существующие координаты и </w:t>
       </w:r>
       <w:r>
         <w:rPr>
@@ -2806,7 +2978,41 @@
           <w:sz w:val="28"/>
           <w:szCs w:val="28"/>
         </w:rPr>
-        <w:t>Генерация невозможных координат , и составление всевозможных  существующих координат  ( по фигуре № 12), возврат элемента в невозможных координатах.</w:t>
+        <w:t>Генерация невозможных координат</w:t>
+      </w:r>
+      <w:r>
+        <w:rPr>
+          <w:rFonts w:ascii="Times New Roman" w:hAnsi="Times New Roman" w:cs="Times New Roman"/>
+          <w:sz w:val="28"/>
+          <w:szCs w:val="28"/>
+        </w:rPr>
+        <w:t xml:space="preserve"> </w:t>
+      </w:r>
+      <w:r>
+        <w:rPr>
+          <w:rFonts w:ascii="Times New Roman" w:hAnsi="Times New Roman" w:cs="Times New Roman"/>
+          <w:sz w:val="28"/>
+          <w:szCs w:val="28"/>
+        </w:rPr>
+        <w:t xml:space="preserve"> и состав</w:t>
+      </w:r>
+      <w:r>
+        <w:rPr>
+          <w:rFonts w:ascii="Times New Roman" w:hAnsi="Times New Roman" w:cs="Times New Roman"/>
+          <w:sz w:val="28"/>
+          <w:szCs w:val="28"/>
+        </w:rPr>
+        <w:t>ление всевозможных  невозможных</w:t>
+      </w:r>
+      <w:bookmarkStart w:id="4" w:name="_GoBack"/>
+      <w:bookmarkEnd w:id="4"/>
+      <w:r>
+        <w:rPr>
+          <w:rFonts w:ascii="Times New Roman" w:hAnsi="Times New Roman" w:cs="Times New Roman"/>
+          <w:sz w:val="28"/>
+          <w:szCs w:val="28"/>
+        </w:rPr>
+        <w:t xml:space="preserve"> координат  ( по фигуре № 12), возврат элемента в невозможных координатах.</w:t>
       </w:r>
     </w:p>
     <w:p>
@@ -2886,7 +3092,23 @@
           <w:sz w:val="28"/>
           <w:szCs w:val="28"/>
         </w:rPr>
-        <w:t>Генерация возможных координат при учете свободных и невозможных и возврат свободных координат если их нет в невозможных.</w:t>
+        <w:t>Генерация возможных координат при учете свободных и невозможных и возврат свободных координат</w:t>
+      </w:r>
+      <w:r>
+        <w:rPr>
+          <w:rFonts w:ascii="Times New Roman" w:hAnsi="Times New Roman" w:cs="Times New Roman"/>
+          <w:sz w:val="28"/>
+          <w:szCs w:val="28"/>
+        </w:rPr>
+        <w:t>,</w:t>
+      </w:r>
+      <w:r>
+        <w:rPr>
+          <w:rFonts w:ascii="Times New Roman" w:hAnsi="Times New Roman" w:cs="Times New Roman"/>
+          <w:sz w:val="28"/>
+          <w:szCs w:val="28"/>
+        </w:rPr>
+        <w:t xml:space="preserve"> если их нет в невозможных.</w:t>
       </w:r>
     </w:p>
     <w:p>
@@ -3056,7 +3278,7 @@
           <w:sz w:val="28"/>
           <w:szCs w:val="28"/>
         </w:rPr>
-        <w:t xml:space="preserve">Функция , рассчитанная на вычисление ходов фигур , которые можно расставить путем арифметических вычислений результата , существующих координат, свободных координат и </w:t>
+        <w:t xml:space="preserve">Функция, рассчитанная на вычисление ходов фигур, которые можно расставить путем арифметических вычислений результата существующих координат, свободных координат и </w:t>
       </w:r>
       <w:r>
         <w:rPr>
@@ -3087,8 +3309,10 @@
       <w:r>
         <w:rPr>
           <w:rFonts w:ascii="Times New Roman" w:hAnsi="Times New Roman" w:cs="Times New Roman"/>
-          <w:sz w:val="28"/>
-          <w:szCs w:val="28"/>
+          <w:noProof/>
+          <w:sz w:val="28"/>
+          <w:szCs w:val="28"/>
+          <w:lang w:eastAsia="ru-RU"/>
         </w:rPr>
         <w:drawing>
           <wp:inline distT="0" distB="0" distL="0" distR="0" wp14:anchorId="10B96975" wp14:editId="3CC22E49">
@@ -3141,15 +3365,31 @@
           <w:sz w:val="28"/>
           <w:szCs w:val="28"/>
         </w:rPr>
-        <w:t>Функция , которая получает решение и выводит его</w:t>
-      </w:r>
-      <w:r>
-        <w:rPr>
-          <w:rFonts w:ascii="Times New Roman" w:hAnsi="Times New Roman" w:cs="Times New Roman"/>
-          <w:sz w:val="28"/>
-          <w:szCs w:val="28"/>
-        </w:rPr>
-        <w:t xml:space="preserve">, проверяя при этом , какой </w:t>
+        <w:t>Функция, которая получает решение и выводит его</w:t>
+      </w:r>
+      <w:r>
+        <w:rPr>
+          <w:rFonts w:ascii="Times New Roman" w:hAnsi="Times New Roman" w:cs="Times New Roman"/>
+          <w:sz w:val="28"/>
+          <w:szCs w:val="28"/>
+        </w:rPr>
+        <w:t>, проверяя при этом, как</w:t>
+      </w:r>
+      <w:r>
+        <w:rPr>
+          <w:rFonts w:ascii="Times New Roman" w:hAnsi="Times New Roman" w:cs="Times New Roman"/>
+          <w:sz w:val="28"/>
+          <w:szCs w:val="28"/>
+        </w:rPr>
+        <w:t>ово значение</w:t>
+      </w:r>
+      <w:r>
+        <w:rPr>
+          <w:rFonts w:ascii="Times New Roman" w:hAnsi="Times New Roman" w:cs="Times New Roman"/>
+          <w:sz w:val="28"/>
+          <w:szCs w:val="28"/>
+        </w:rPr>
+        <w:t xml:space="preserve"> </w:t>
       </w:r>
       <w:r>
         <w:rPr>
@@ -3452,7 +3692,7 @@
           <w:sz w:val="28"/>
           <w:szCs w:val="28"/>
         </w:rPr>
-        <w:t xml:space="preserve">Здесь происходит вывод местонахождения фигур и. т. </w:t>
+        <w:t xml:space="preserve">Здесь происходит вывод местонахождения фигур и т. </w:t>
       </w:r>
       <w:r>
         <w:rPr>
@@ -3476,7 +3716,7 @@
           <w:sz w:val="28"/>
           <w:szCs w:val="28"/>
         </w:rPr>
-        <w:t xml:space="preserve"> в КОНСОЛЬ , проверка на </w:t>
+        <w:t xml:space="preserve"> в КОНСОЛЬ, проверка на </w:t>
       </w:r>
       <w:r>
         <w:rPr>
@@ -3531,8 +3771,10 @@
       <w:r>
         <w:rPr>
           <w:rFonts w:ascii="Times New Roman" w:hAnsi="Times New Roman" w:cs="Times New Roman"/>
-          <w:sz w:val="28"/>
-          <w:szCs w:val="28"/>
+          <w:noProof/>
+          <w:sz w:val="28"/>
+          <w:szCs w:val="28"/>
+          <w:lang w:eastAsia="ru-RU"/>
         </w:rPr>
         <w:drawing>
           <wp:inline distT="0" distB="0" distL="0" distR="0" wp14:anchorId="43572095" wp14:editId="5B61F3D2">
@@ -3595,8 +3837,6 @@
         </w:rPr>
         <w:t xml:space="preserve">одит чтение файла, сортировка </w:t>
       </w:r>
-      <w:bookmarkStart w:id="4" w:name="_GoBack"/>
-      <w:bookmarkEnd w:id="4"/>
       <w:r>
         <w:rPr>
           <w:rFonts w:ascii="Times New Roman" w:hAnsi="Times New Roman" w:cs="Times New Roman"/>
@@ -3780,7 +4020,103 @@
           <w:sz w:val="28"/>
           <w:szCs w:val="28"/>
         </w:rPr>
-        <w:t>Программа ,получающая на вход координаты и кол-во клеток доски, а также кол-во фигур уже стоящих и требуемых на расстановку, выполняет условия и выводит в выводящий файл, консоль и итоговое окно интерпретатора всевозможные решения.</w:t>
+        <w:t>Программа,</w:t>
+      </w:r>
+      <w:r>
+        <w:rPr>
+          <w:rFonts w:ascii="Times New Roman" w:hAnsi="Times New Roman" w:cs="Times New Roman"/>
+          <w:sz w:val="28"/>
+          <w:szCs w:val="28"/>
+        </w:rPr>
+        <w:t xml:space="preserve"> </w:t>
+      </w:r>
+      <w:r>
+        <w:rPr>
+          <w:rFonts w:ascii="Times New Roman" w:hAnsi="Times New Roman" w:cs="Times New Roman"/>
+          <w:sz w:val="28"/>
+          <w:szCs w:val="28"/>
+        </w:rPr>
+        <w:t>получающая на вход координаты и кол-во клеток доски, а также кол-во фигур</w:t>
+      </w:r>
+      <w:r>
+        <w:rPr>
+          <w:rFonts w:ascii="Times New Roman" w:hAnsi="Times New Roman" w:cs="Times New Roman"/>
+          <w:sz w:val="28"/>
+          <w:szCs w:val="28"/>
+        </w:rPr>
+        <w:t>,</w:t>
+      </w:r>
+      <w:r>
+        <w:rPr>
+          <w:rFonts w:ascii="Times New Roman" w:hAnsi="Times New Roman" w:cs="Times New Roman"/>
+          <w:sz w:val="28"/>
+          <w:szCs w:val="28"/>
+        </w:rPr>
+        <w:t xml:space="preserve"> уже стоящих и требуемых </w:t>
+      </w:r>
+      <w:r>
+        <w:rPr>
+          <w:rFonts w:ascii="Times New Roman" w:hAnsi="Times New Roman" w:cs="Times New Roman"/>
+          <w:sz w:val="28"/>
+          <w:szCs w:val="28"/>
+        </w:rPr>
+        <w:t xml:space="preserve">для </w:t>
+      </w:r>
+      <w:r>
+        <w:rPr>
+          <w:rFonts w:ascii="Times New Roman" w:hAnsi="Times New Roman" w:cs="Times New Roman"/>
+          <w:sz w:val="28"/>
+          <w:szCs w:val="28"/>
+        </w:rPr>
+        <w:t xml:space="preserve"> расстановк</w:t>
+      </w:r>
+      <w:r>
+        <w:rPr>
+          <w:rFonts w:ascii="Times New Roman" w:hAnsi="Times New Roman" w:cs="Times New Roman"/>
+          <w:sz w:val="28"/>
+          <w:szCs w:val="28"/>
+        </w:rPr>
+        <w:t>и</w:t>
+      </w:r>
+      <w:r>
+        <w:rPr>
+          <w:rFonts w:ascii="Times New Roman" w:hAnsi="Times New Roman" w:cs="Times New Roman"/>
+          <w:sz w:val="28"/>
+          <w:szCs w:val="28"/>
+        </w:rPr>
+        <w:t>, выполняет условия и выводит</w:t>
+      </w:r>
+      <w:r>
+        <w:rPr>
+          <w:rFonts w:ascii="Times New Roman" w:hAnsi="Times New Roman" w:cs="Times New Roman"/>
+          <w:sz w:val="28"/>
+          <w:szCs w:val="28"/>
+        </w:rPr>
+        <w:t xml:space="preserve"> </w:t>
+      </w:r>
+      <w:r>
+        <w:rPr>
+          <w:rFonts w:ascii="Times New Roman" w:hAnsi="Times New Roman" w:cs="Times New Roman"/>
+          <w:sz w:val="28"/>
+          <w:szCs w:val="28"/>
+        </w:rPr>
+        <w:t>в вывод</w:t>
+      </w:r>
+      <w:r>
+        <w:rPr>
+          <w:rFonts w:ascii="Times New Roman" w:hAnsi="Times New Roman" w:cs="Times New Roman"/>
+          <w:sz w:val="28"/>
+          <w:szCs w:val="28"/>
+        </w:rPr>
+        <w:t>ной</w:t>
+      </w:r>
+      <w:r>
+        <w:rPr>
+          <w:rFonts w:ascii="Times New Roman" w:hAnsi="Times New Roman" w:cs="Times New Roman"/>
+          <w:sz w:val="28"/>
+          <w:szCs w:val="28"/>
+        </w:rPr>
+        <w:t xml:space="preserve"> файл, консоль и итоговое окно интерпретатора всевозможные решения.</w:t>
       </w:r>
       <w:r>
         <w:rPr>
@@ -3850,6 +4186,10 @@
     </w:p>
     <w:p>
       <w:r>
+        <w:rPr>
+          <w:noProof/>
+          <w:lang w:eastAsia="ru-RU"/>
+        </w:rPr>
         <w:drawing>
           <wp:inline distT="0" distB="0" distL="0" distR="0" wp14:anchorId="33F677E1" wp14:editId="3245A8F3">
             <wp:extent cx="6120130" cy="4704585"/>
@@ -3889,6 +4229,10 @@
     </w:p>
     <w:p>
       <w:r>
+        <w:rPr>
+          <w:noProof/>
+          <w:lang w:eastAsia="ru-RU"/>
+        </w:rPr>
         <w:lastRenderedPageBreak/>
         <w:drawing>
           <wp:inline distT="0" distB="0" distL="0" distR="0" wp14:anchorId="72F287C7" wp14:editId="2B860A85">
@@ -3929,6 +4273,10 @@
     </w:p>
     <w:p>
       <w:r>
+        <w:rPr>
+          <w:noProof/>
+          <w:lang w:eastAsia="ru-RU"/>
+        </w:rPr>
         <w:lastRenderedPageBreak/>
         <w:drawing>
           <wp:inline distT="0" distB="0" distL="0" distR="0" wp14:anchorId="00830E59" wp14:editId="49B55936">
@@ -3969,6 +4317,10 @@
     </w:p>
     <w:p>
       <w:r>
+        <w:rPr>
+          <w:noProof/>
+          <w:lang w:eastAsia="ru-RU"/>
+        </w:rPr>
         <w:drawing>
           <wp:inline distT="0" distB="0" distL="0" distR="0" wp14:anchorId="1FC095BB" wp14:editId="54500743">
             <wp:extent cx="6120130" cy="4060926"/>
@@ -4254,7 +4606,7 @@
           <w:rPr>
             <w:noProof/>
           </w:rPr>
-          <w:t>14</w:t>
+          <w:t>9</w:t>
         </w:r>
         <w:r>
           <w:fldChar w:fldCharType="end"/>
@@ -6377,7 +6729,7 @@
 </file>
 
 <file path=customXml/itemProps1.xml><?xml version="1.0" encoding="utf-8"?>
-<ds:datastoreItem xmlns:ds="http://schemas.openxmlformats.org/officeDocument/2006/customXml" ds:itemID="{2553B755-5A69-47B3-A7FB-6CB909BB7C44}">
+<ds:datastoreItem xmlns:ds="http://schemas.openxmlformats.org/officeDocument/2006/customXml" ds:itemID="{B9160295-A265-4727-A259-8B13D8145DCE}">
   <ds:schemaRefs>
     <ds:schemaRef ds:uri="http://schemas.openxmlformats.org/officeDocument/2006/bibliography"/>
   </ds:schemaRefs>
